--- a/landing-page/gulf-masters/10-masters-landing-content-client-gcc-uae.docx
+++ b/landing-page/gulf-masters/10-masters-landing-content-client-gcc-uae.docx
@@ -482,7 +482,7 @@
           <w:color w:val="071444"/>
           <w:sz w:val="26"/>
         </w:rPr>
-        <w:t>3. OVERVIEW (THE 3 PATHS)</w:t>
+        <w:t>3. OVERVIEW (PROGRAM OVERVIEW)</w:t>
       </w:r>
     </w:p>
     <w:p>
@@ -517,7 +517,7 @@
           <w:i w:val="0"/>
           <w:sz w:val="22"/>
         </w:rPr>
-        <w:t>: Three Paths to a UK Master's</w:t>
+        <w:t>: What This Programme Gives You</w:t>
       </w:r>
     </w:p>
     <w:p>
@@ -543,7 +543,24 @@
           <w:i w:val="0"/>
           <w:sz w:val="22"/>
         </w:rPr>
-        <w:t>Your situation decides the right path. The same UK degree, three ways to fit it around a full-time role. All three paths end in the same UK award.</w:t>
+        <w:t xml:space="preserve">An </w:t>
+      </w:r>
+      <w:r>
+        <w:rPr>
+          <w:b/>
+          <w:i w:val="0"/>
+          <w:sz w:val="22"/>
+          <w:highlight w:val="yellow"/>
+        </w:rPr>
+        <w:t>MBA in Dubai for working professionals</w:t>
+      </w:r>
+      <w:r>
+        <w:rPr>
+          <w:b w:val="0"/>
+          <w:i w:val="0"/>
+          <w:sz w:val="22"/>
+        </w:rPr>
+        <w:t xml:space="preserve"> should change how you work without pausing your life. From week one to graduation, every cohort gets the five things below.</w:t>
       </w:r>
     </w:p>
     <w:p>
@@ -570,7 +587,7 @@
           <w:color w:val="071444"/>
           <w:sz w:val="22"/>
         </w:rPr>
-        <w:t>Already have your bachelor's?</w:t>
+        <w:t>A strong learning community with powerful networking</w:t>
       </w:r>
     </w:p>
     <w:p>
@@ -583,7 +600,7 @@
           <w:i w:val="0"/>
           <w:sz w:val="22"/>
         </w:rPr>
-        <w:t>An MBA or Master's takes 12 to 18 months online. This is the standard path for applicants with 3 or more years of work experience, and the one most students on this page take.</w:t>
+        <w:t>You study alongside founders, bankers, and government specialists from the UAE, Saudi Arabia, Oman, and Qatar. The live-class circles and WhatsApp groups that carry you through the degree become your professional network after it.</w:t>
       </w:r>
     </w:p>
     <w:p>
@@ -597,7 +614,7 @@
           <w:color w:val="071444"/>
           <w:sz w:val="22"/>
         </w:rPr>
-        <w:t>Bachelor's not completed?</w:t>
+        <w:t>ASK Quotient development</w:t>
       </w:r>
     </w:p>
     <w:p>
@@ -610,7 +627,7 @@
           <w:i w:val="0"/>
           <w:sz w:val="22"/>
         </w:rPr>
-        <w:t>Top up the remaining years online, then enter the same Master's. Degrees from the University of Worcester, Sheffield Hallam and Coventry, awarded from the UAE without a student visa.</w:t>
+        <w:t>Every module builds the three things employers screen for: Attitude, Skills, and Knowledge. Your success coach tracks your growth across all three, so you graduate measurably stronger, with evidence to show for it.</w:t>
       </w:r>
     </w:p>
     <w:p>
@@ -624,7 +641,7 @@
           <w:color w:val="071444"/>
           <w:sz w:val="22"/>
         </w:rPr>
-        <w:t>No bachelor's at all?</w:t>
+        <w:t>Skills-based MBA learning</w:t>
       </w:r>
     </w:p>
     <w:p>
@@ -637,7 +654,7 @@
           <w:i w:val="0"/>
           <w:sz w:val="22"/>
         </w:rPr>
-        <w:t>A UK-certified graduate diploma from Ruskin Business School opens the direct route to an MBA. Around 12 months, no campus attendance, and it stands on its own in the job market.</w:t>
+        <w:t>Assignments are built as workplace deliverables: a business plan, a market entry analysis, a team leadership review. You submit work you can reuse at your job, and your manager sees the difference before you graduate.</w:t>
       </w:r>
     </w:p>
     <w:p>
@@ -651,7 +668,7 @@
           <w:color w:val="071444"/>
           <w:sz w:val="22"/>
         </w:rPr>
-        <w:t>Not sure which one fits?</w:t>
+        <w:t>Knowledge-based MBA learning</w:t>
       </w:r>
     </w:p>
     <w:p>
@@ -664,7 +681,7 @@
           <w:i w:val="0"/>
           <w:sz w:val="22"/>
         </w:rPr>
-        <w:t>Share your background with an advisor in Sharjah. Within 24 hours you will know your route, your timeline, and your total fees in writing.</w:t>
+        <w:t>Core theory comes from UK faculty, set in current Gulf business context and distilled into focused evening modules. Short readings, clear frameworks, and session recordings keep the load manageable beside a full-time role.</w:t>
       </w:r>
     </w:p>
     <w:p>
@@ -677,9 +694,8 @@
           <w:i w:val="0"/>
           <w:color w:val="071444"/>
           <w:sz w:val="22"/>
-          <w:highlight w:val="yellow"/>
-        </w:rPr>
-        <w:t>Dubai for working professionals</w:t>
+        </w:rPr>
+        <w:t>Real-world case studies</w:t>
       </w:r>
     </w:p>
     <w:p>
@@ -692,7 +708,7 @@
           <w:i w:val="0"/>
           <w:sz w:val="22"/>
         </w:rPr>
-        <w:t>Evening and weekend classes, AED instalments, and a Sharjah office you can actually visit. This path is built around Gulf working hours and Gulf salaries.</w:t>
+        <w:t>Cases are drawn from live Gulf businesses, and your final project solves a problem inside your own company. Several graduates have taken that project straight into their next performance review.</w:t>
       </w:r>
     </w:p>
     <w:p>
@@ -718,7 +734,7 @@
           <w:i w:val="0"/>
           <w:sz w:val="22"/>
         </w:rPr>
-        <w:t>Compare your path</w:t>
+        <w:t>Explore the MBA families</w:t>
       </w:r>
     </w:p>
     <w:p>

--- a/landing-page/gulf-masters/10-masters-landing-content-client-gcc-uae.docx
+++ b/landing-page/gulf-masters/10-masters-landing-content-client-gcc-uae.docx
@@ -76,7 +76,7 @@
           <w:i w:val="0"/>
           <w:sz w:val="22"/>
         </w:rPr>
-        <w:t>UK degrees. No visa needed. Study from the UAE.</w:t>
+        <w:t>International degrees. No visa needed. Study from the UAE.</w:t>
       </w:r>
     </w:p>
     <w:p>
@@ -137,7 +137,7 @@
           <w:i w:val="0"/>
           <w:sz w:val="22"/>
         </w:rPr>
-        <w:t xml:space="preserve">University-awarded British Master's degrees designed for full-time professionals. Choose an MBA or a Master's from the UK without leaving your job, without relocating, and without a student visa. The </w:t>
+        <w:t xml:space="preserve">University-awarded Master's degrees designed for full-time professionals. Choose an MBA or a Master's from Switzerland, North Cyprus, or the UK without leaving your job, without relocating, and without a student visa. The </w:t>
       </w:r>
       <w:r>
         <w:rPr>
@@ -324,7 +324,7 @@
           <w:i w:val="0"/>
           <w:sz w:val="22"/>
         </w:rPr>
-        <w:t>"One of the best decisions I have made. The degree is genuinely UK-awarded, and my employer in Abu Dhabi had zero questions about its validity."</w:t>
+        <w:t>"One of the best decisions I have made. The degree is genuinely university-awarded, and my employer in Abu Dhabi had zero questions about its validity."</w:t>
       </w:r>
     </w:p>
     <w:p>
@@ -681,7 +681,7 @@
           <w:i w:val="0"/>
           <w:sz w:val="22"/>
         </w:rPr>
-        <w:t>Core theory comes from UK faculty, set in current Gulf business context and distilled into focused evening modules. Short readings, clear frameworks, and session recordings keep the load manageable beside a full-time role.</w:t>
+        <w:t>Core theory comes from your university's faculty, set in current Gulf business context and distilled into focused evening modules. Short readings, clear frameworks, and session recordings keep the load manageable beside a full-time role.</w:t>
       </w:r>
     </w:p>
     <w:p>
@@ -843,7 +843,7 @@
           <w:i w:val="0"/>
           <w:sz w:val="22"/>
         </w:rPr>
-        <w:t>A UK Master's is not a theory course. It is a working professional's fastest route to a wider role, a stronger salary case, and international recognition, without pausing income.</w:t>
+        <w:t>A Master's is not a theory course. It is a working professional's fastest route to a wider role, a stronger salary case, and international recognition, without pausing income.</w:t>
       </w:r>
     </w:p>
     <w:p>
@@ -914,7 +914,7 @@
           <w:color w:val="071444"/>
           <w:sz w:val="22"/>
         </w:rPr>
-        <w:t>A British degree is a British degree</w:t>
+        <w:t>Your certificate comes from the university itself</w:t>
       </w:r>
     </w:p>
     <w:p>
@@ -927,7 +927,7 @@
           <w:i w:val="0"/>
           <w:sz w:val="22"/>
         </w:rPr>
-        <w:t>Your certificate is issued by the UK university itself, with the same academic standing as on-campus study. It is recognised worldwide, including across the GCC.</w:t>
+        <w:t>Your certificate is issued by the awarding university, with the same academic standing as on-campus study. It is recognised worldwide, including across the GCC.</w:t>
       </w:r>
     </w:p>
     <w:p>
@@ -1330,7 +1330,7 @@
           <w:i w:val="0"/>
           <w:sz w:val="22"/>
         </w:rPr>
-        <w:t>Three MBA families, one goal: a UK Master's that fits your career. Every programme below is university-awarded and fully online. Compare them side by side, then pick the one that matches your next role.</w:t>
+        <w:t>Four MBA routes on one page: twelve specializations at Rushford Business School, six MBAs and sixteen Executive MBAs at Girne American University, and a Global MBA awarded in the UK. Every programme is university-awarded and fully online. Compare them side by side, then pick the one that matches your next role.</w:t>
       </w:r>
     </w:p>
     <w:p>
@@ -1357,7 +1357,7 @@
           <w:color w:val="071444"/>
           <w:sz w:val="22"/>
         </w:rPr>
-        <w:t>General MBA</w:t>
+        <w:t>MBA, Rushford Business School (Switzerland)</w:t>
       </w:r>
     </w:p>
     <w:p>
@@ -1370,7 +1370,188 @@
           <w:i w:val="0"/>
           <w:sz w:val="22"/>
         </w:rPr>
-        <w:t>The classic route for managers who want breadth. Core business modules plus a specialism of your choice. 12 months, AED 16,000 to 25,000, from Rushford Business School. Works in any industry: the curriculum is built around leadership, strategy, and decision-making. Ideal for team leads, operations managers, and consultants moving into senior roles. Careers outside business are welcome: the opening module covers the fundamentals.</w:t>
+        <w:t>Twelve specializations in one online format:</w:t>
+      </w:r>
+    </w:p>
+    <w:p>
+      <w:pPr>
+        <w:pStyle w:val="ListBullet"/>
+        <w:spacing w:after="60"/>
+      </w:pPr>
+      <w:r>
+        <w:rPr>
+          <w:b w:val="0"/>
+          <w:i w:val="0"/>
+          <w:sz w:val="21"/>
+        </w:rPr>
+        <w:t>MBA in Sustainability, Energy and Environment</w:t>
+      </w:r>
+    </w:p>
+    <w:p>
+      <w:pPr>
+        <w:pStyle w:val="ListBullet"/>
+        <w:spacing w:after="60"/>
+      </w:pPr>
+      <w:r>
+        <w:rPr>
+          <w:b w:val="0"/>
+          <w:i w:val="0"/>
+          <w:sz w:val="21"/>
+        </w:rPr>
+        <w:t>MBA in Strategic Management</w:t>
+      </w:r>
+    </w:p>
+    <w:p>
+      <w:pPr>
+        <w:pStyle w:val="ListBullet"/>
+        <w:spacing w:after="60"/>
+      </w:pPr>
+      <w:r>
+        <w:rPr>
+          <w:b w:val="0"/>
+          <w:i w:val="0"/>
+          <w:sz w:val="21"/>
+        </w:rPr>
+        <w:t>MBA in Real Estate Management</w:t>
+      </w:r>
+    </w:p>
+    <w:p>
+      <w:pPr>
+        <w:pStyle w:val="ListBullet"/>
+        <w:spacing w:after="60"/>
+      </w:pPr>
+      <w:r>
+        <w:rPr>
+          <w:b w:val="0"/>
+          <w:i w:val="0"/>
+          <w:sz w:val="21"/>
+        </w:rPr>
+        <w:t>MBA in Human Resource Management</w:t>
+      </w:r>
+    </w:p>
+    <w:p>
+      <w:pPr>
+        <w:pStyle w:val="ListBullet"/>
+        <w:spacing w:after="60"/>
+      </w:pPr>
+      <w:r>
+        <w:rPr>
+          <w:b w:val="0"/>
+          <w:i w:val="0"/>
+          <w:sz w:val="21"/>
+        </w:rPr>
+        <w:t>MBA in Marketing</w:t>
+      </w:r>
+    </w:p>
+    <w:p>
+      <w:pPr>
+        <w:pStyle w:val="ListBullet"/>
+        <w:spacing w:after="60"/>
+      </w:pPr>
+      <w:r>
+        <w:rPr>
+          <w:b w:val="0"/>
+          <w:i w:val="0"/>
+          <w:sz w:val="21"/>
+        </w:rPr>
+        <w:t>MBA in Logistics &amp; Supply Chain Management</w:t>
+      </w:r>
+    </w:p>
+    <w:p>
+      <w:pPr>
+        <w:pStyle w:val="ListBullet"/>
+        <w:spacing w:after="60"/>
+      </w:pPr>
+      <w:r>
+        <w:rPr>
+          <w:b w:val="0"/>
+          <w:i w:val="0"/>
+          <w:sz w:val="21"/>
+        </w:rPr>
+        <w:t>MBA in Healthcare Leadership</w:t>
+      </w:r>
+    </w:p>
+    <w:p>
+      <w:pPr>
+        <w:pStyle w:val="ListBullet"/>
+        <w:spacing w:after="60"/>
+      </w:pPr>
+      <w:r>
+        <w:rPr>
+          <w:b w:val="0"/>
+          <w:i w:val="0"/>
+          <w:sz w:val="21"/>
+        </w:rPr>
+        <w:t>MBA in Hospitality &amp; Tourism Management</w:t>
+      </w:r>
+    </w:p>
+    <w:p>
+      <w:pPr>
+        <w:pStyle w:val="ListBullet"/>
+        <w:spacing w:after="60"/>
+      </w:pPr>
+      <w:r>
+        <w:rPr>
+          <w:b w:val="0"/>
+          <w:i w:val="0"/>
+          <w:sz w:val="21"/>
+        </w:rPr>
+        <w:t>MBA in Health Economics</w:t>
+      </w:r>
+    </w:p>
+    <w:p>
+      <w:pPr>
+        <w:pStyle w:val="ListBullet"/>
+        <w:spacing w:after="60"/>
+      </w:pPr>
+      <w:r>
+        <w:rPr>
+          <w:b w:val="0"/>
+          <w:i w:val="0"/>
+          <w:sz w:val="21"/>
+        </w:rPr>
+        <w:t>MBA in Entrepreneurship and Innovation</w:t>
+      </w:r>
+    </w:p>
+    <w:p>
+      <w:pPr>
+        <w:pStyle w:val="ListBullet"/>
+        <w:spacing w:after="60"/>
+      </w:pPr>
+      <w:r>
+        <w:rPr>
+          <w:b w:val="0"/>
+          <w:i w:val="0"/>
+          <w:sz w:val="21"/>
+        </w:rPr>
+        <w:t>MBA in Finance</w:t>
+      </w:r>
+    </w:p>
+    <w:p>
+      <w:pPr>
+        <w:pStyle w:val="ListBullet"/>
+        <w:spacing w:after="60"/>
+      </w:pPr>
+      <w:r>
+        <w:rPr>
+          <w:b w:val="0"/>
+          <w:i w:val="0"/>
+          <w:sz w:val="21"/>
+        </w:rPr>
+        <w:t>Master of Business Administration (MBA)</w:t>
+      </w:r>
+    </w:p>
+    <w:p>
+      <w:pPr>
+        <w:spacing w:after="120" w:before="0"/>
+      </w:pPr>
+      <w:r>
+        <w:rPr>
+          <w:b w:val="0"/>
+          <w:i w:val="0"/>
+          <w:sz w:val="22"/>
+        </w:rPr>
+        <w:t>Works in any industry: the curriculum is built around leadership, strategy, and decision-making. Ideal for team leads, operations managers, and consultants moving into senior roles.</w:t>
       </w:r>
     </w:p>
     <w:p>
@@ -1384,7 +1565,7 @@
           <w:color w:val="071444"/>
           <w:sz w:val="22"/>
         </w:rPr>
-        <w:t>Specialized MBA</w:t>
+        <w:t>MBA, Girne American University (North Cyprus)</w:t>
       </w:r>
     </w:p>
     <w:p>
@@ -1397,7 +1578,7 @@
           <w:i w:val="0"/>
           <w:sz w:val="22"/>
         </w:rPr>
-        <w:t>Pick a concentration that matches where you are going:</w:t>
+        <w:t>Six MBAs for managers who want a specialization with an international cohort:</w:t>
       </w:r>
     </w:p>
     <w:p>
@@ -1411,7 +1592,7 @@
           <w:i w:val="0"/>
           <w:sz w:val="21"/>
         </w:rPr>
-        <w:t>MBA in Sustainability, Energy &amp; Environment</w:t>
+        <w:t>MBA in Business Management</w:t>
       </w:r>
     </w:p>
     <w:p>
@@ -1425,7 +1606,7 @@
           <w:i w:val="0"/>
           <w:sz w:val="21"/>
         </w:rPr>
-        <w:t>MBA in Strategic Management</w:t>
+        <w:t>MBA in Financial Management</w:t>
       </w:r>
     </w:p>
     <w:p>
@@ -1439,7 +1620,7 @@
           <w:i w:val="0"/>
           <w:sz w:val="21"/>
         </w:rPr>
-        <w:t>MBA in Real Estate Management</w:t>
+        <w:t>MBA in International Business Management</w:t>
       </w:r>
     </w:p>
     <w:p>
@@ -1453,7 +1634,7 @@
           <w:i w:val="0"/>
           <w:sz w:val="21"/>
         </w:rPr>
-        <w:t>MBA in Human Resource Management</w:t>
+        <w:t>MBA in Management Information Systems</w:t>
       </w:r>
     </w:p>
     <w:p>
@@ -1481,104 +1662,7 @@
           <w:i w:val="0"/>
           <w:sz w:val="21"/>
         </w:rPr>
-        <w:t>MBA in Logistics &amp; Supply Chain</w:t>
-      </w:r>
-    </w:p>
-    <w:p>
-      <w:pPr>
-        <w:pStyle w:val="ListBullet"/>
-        <w:spacing w:after="60"/>
-      </w:pPr>
-      <w:r>
-        <w:rPr>
-          <w:b w:val="0"/>
-          <w:i w:val="0"/>
-          <w:sz w:val="21"/>
-        </w:rPr>
-        <w:t>MBA in Healthcare Leadership</w:t>
-      </w:r>
-    </w:p>
-    <w:p>
-      <w:pPr>
-        <w:pStyle w:val="ListBullet"/>
-        <w:spacing w:after="60"/>
-      </w:pPr>
-      <w:r>
-        <w:rPr>
-          <w:b w:val="0"/>
-          <w:i w:val="0"/>
-          <w:sz w:val="21"/>
-        </w:rPr>
-        <w:t>MBA in Hospitality &amp; Tourism Management</w:t>
-      </w:r>
-    </w:p>
-    <w:p>
-      <w:pPr>
-        <w:pStyle w:val="ListBullet"/>
-        <w:spacing w:after="60"/>
-      </w:pPr>
-      <w:r>
-        <w:rPr>
-          <w:b w:val="0"/>
-          <w:i w:val="0"/>
-          <w:sz w:val="21"/>
-        </w:rPr>
-        <w:t>MBA in Health Economics</w:t>
-      </w:r>
-    </w:p>
-    <w:p>
-      <w:pPr>
-        <w:pStyle w:val="ListBullet"/>
-        <w:spacing w:after="60"/>
-      </w:pPr>
-      <w:r>
-        <w:rPr>
-          <w:b w:val="0"/>
-          <w:i w:val="0"/>
-          <w:sz w:val="21"/>
-        </w:rPr>
-        <w:t>MBA in Entrepreneurship &amp; Innovation</w:t>
-      </w:r>
-    </w:p>
-    <w:p>
-      <w:pPr>
-        <w:pStyle w:val="ListBullet"/>
-        <w:spacing w:after="60"/>
-      </w:pPr>
-      <w:r>
-        <w:rPr>
-          <w:b w:val="0"/>
-          <w:i w:val="0"/>
-          <w:sz w:val="21"/>
-        </w:rPr>
-        <w:t>MBA in Finance</w:t>
-      </w:r>
-    </w:p>
-    <w:p>
-      <w:pPr>
-        <w:pStyle w:val="ListBullet"/>
-        <w:spacing w:after="60"/>
-      </w:pPr>
-      <w:r>
-        <w:rPr>
-          <w:b w:val="0"/>
-          <w:i w:val="0"/>
-          <w:sz w:val="21"/>
-        </w:rPr>
-        <w:t>General MBA</w:t>
-      </w:r>
-    </w:p>
-    <w:p>
-      <w:pPr>
-        <w:spacing w:after="120" w:before="0"/>
-      </w:pPr>
-      <w:r>
-        <w:rPr>
-          <w:b w:val="0"/>
-          <w:i w:val="0"/>
-          <w:sz w:val="22"/>
-        </w:rPr>
-        <w:t>Same duration and fees as the General MBA. The specialization appears on your transcript and in your final award letter. Each concentration is taught with real Gulf industry cases, so the examples feel familiar from day one.</w:t>
+        <w:t>MBA Data Science/Analytics Management</w:t>
       </w:r>
     </w:p>
     <w:p>
@@ -1592,7 +1676,7 @@
           <w:color w:val="071444"/>
           <w:sz w:val="22"/>
         </w:rPr>
-        <w:t>Executive MBA</w:t>
+        <w:t>Executive MBA, Girne American University (North Cyprus)</w:t>
       </w:r>
     </w:p>
     <w:p>
@@ -1605,7 +1689,7 @@
           <w:i w:val="0"/>
           <w:sz w:val="22"/>
         </w:rPr>
-        <w:t>For senior leaders with 8+ years of experience:</w:t>
+        <w:t>Sixteen Executive MBAs for senior leaders:</w:t>
       </w:r>
     </w:p>
     <w:p>
@@ -1619,7 +1703,7 @@
           <w:i w:val="0"/>
           <w:sz w:val="21"/>
         </w:rPr>
-        <w:t>Executive MBA</w:t>
+        <w:t>Executive MBA in Educational Leadership</w:t>
       </w:r>
     </w:p>
     <w:p>
@@ -1633,7 +1717,7 @@
           <w:i w:val="0"/>
           <w:sz w:val="21"/>
         </w:rPr>
-        <w:t>Executive MBA in Artificial Intelligence</w:t>
+        <w:t>Executive MBA in Media &amp; Entertainment</w:t>
       </w:r>
     </w:p>
     <w:p>
@@ -1647,7 +1731,7 @@
           <w:i w:val="0"/>
           <w:sz w:val="21"/>
         </w:rPr>
-        <w:t>Executive MBA in Business Analytics</w:t>
+        <w:t>Executive MBA in Global Banking &amp; Finance</w:t>
       </w:r>
     </w:p>
     <w:p>
@@ -1661,7 +1745,7 @@
           <w:i w:val="0"/>
           <w:sz w:val="21"/>
         </w:rPr>
-        <w:t>Executive MBA in Data Science</w:t>
+        <w:t>Executive MBA in Health &amp; Safety Leadership</w:t>
       </w:r>
     </w:p>
     <w:p>
@@ -1675,7 +1759,7 @@
           <w:i w:val="0"/>
           <w:sz w:val="21"/>
         </w:rPr>
-        <w:t>Executive MBA in Digital Leadership</w:t>
+        <w:t>Executive MBA in Renewable Energy &amp; Sustainability</w:t>
       </w:r>
     </w:p>
     <w:p>
@@ -1689,7 +1773,7 @@
           <w:i w:val="0"/>
           <w:sz w:val="21"/>
         </w:rPr>
-        <w:t>Executive MBA in FinTech</w:t>
+        <w:t>Executive MBA in Tourism &amp; Hospitality Management</w:t>
       </w:r>
     </w:p>
     <w:p>
@@ -1703,7 +1787,7 @@
           <w:i w:val="0"/>
           <w:sz w:val="21"/>
         </w:rPr>
-        <w:t>Executive MBA in Global Management</w:t>
+        <w:t>Executive MBA in Innovation &amp; Entrepreneurship</w:t>
       </w:r>
     </w:p>
     <w:p>
@@ -1717,7 +1801,7 @@
           <w:i w:val="0"/>
           <w:sz w:val="21"/>
         </w:rPr>
-        <w:t>Executive MBA in Green Energy</w:t>
+        <w:t>Executive MBA in Project Management</w:t>
       </w:r>
     </w:p>
     <w:p>
@@ -1731,7 +1815,7 @@
           <w:i w:val="0"/>
           <w:sz w:val="21"/>
         </w:rPr>
-        <w:t>Executive MBA in Healthcare Management</w:t>
+        <w:t>Executive MBA in Human Resources Management</w:t>
       </w:r>
     </w:p>
     <w:p>
@@ -1745,7 +1829,7 @@
           <w:i w:val="0"/>
           <w:sz w:val="21"/>
         </w:rPr>
-        <w:t>Executive MBA in International Business</w:t>
+        <w:t>Executive MBA in Supply Chain Management</w:t>
       </w:r>
     </w:p>
     <w:p>
@@ -1759,7 +1843,77 @@
           <w:i w:val="0"/>
           <w:sz w:val="21"/>
         </w:rPr>
-        <w:t>Executive MBA in Sustainable Business</w:t>
+        <w:t>Executive MBA in Health Care Management</w:t>
+      </w:r>
+    </w:p>
+    <w:p>
+      <w:pPr>
+        <w:pStyle w:val="ListBullet"/>
+        <w:spacing w:after="60"/>
+      </w:pPr>
+      <w:r>
+        <w:rPr>
+          <w:b w:val="0"/>
+          <w:i w:val="0"/>
+          <w:sz w:val="21"/>
+        </w:rPr>
+        <w:t>Executive MBA in Engineering Management</w:t>
+      </w:r>
+    </w:p>
+    <w:p>
+      <w:pPr>
+        <w:pStyle w:val="ListBullet"/>
+        <w:spacing w:after="60"/>
+      </w:pPr>
+      <w:r>
+        <w:rPr>
+          <w:b w:val="0"/>
+          <w:i w:val="0"/>
+          <w:sz w:val="21"/>
+        </w:rPr>
+        <w:t>Executive MBA in Public Administration</w:t>
+      </w:r>
+    </w:p>
+    <w:p>
+      <w:pPr>
+        <w:pStyle w:val="ListBullet"/>
+        <w:spacing w:after="60"/>
+      </w:pPr>
+      <w:r>
+        <w:rPr>
+          <w:b w:val="0"/>
+          <w:i w:val="0"/>
+          <w:sz w:val="21"/>
+        </w:rPr>
+        <w:t>Executive MBA in Public Health</w:t>
+      </w:r>
+    </w:p>
+    <w:p>
+      <w:pPr>
+        <w:pStyle w:val="ListBullet"/>
+        <w:spacing w:after="60"/>
+      </w:pPr>
+      <w:r>
+        <w:rPr>
+          <w:b w:val="0"/>
+          <w:i w:val="0"/>
+          <w:sz w:val="21"/>
+        </w:rPr>
+        <w:t>Executive MBA in Digital Marketing</w:t>
+      </w:r>
+    </w:p>
+    <w:p>
+      <w:pPr>
+        <w:pStyle w:val="ListBullet"/>
+        <w:spacing w:after="60"/>
+      </w:pPr>
+      <w:r>
+        <w:rPr>
+          <w:b w:val="0"/>
+          <w:i w:val="0"/>
+          <w:sz w:val="21"/>
+        </w:rPr>
+        <w:t>Executive MBA in Sport Management</w:t>
       </w:r>
     </w:p>
     <w:p>
@@ -1772,7 +1926,7 @@
           <w:i w:val="0"/>
           <w:sz w:val="22"/>
         </w:rPr>
-        <w:t>Eleven concentrations built for decision-makers. Same 12-month structure, same UK award route. Cohort size is limited, and classmates bring seniority, so discussions draw on real leadership experience.</w:t>
+        <w:t>Cohort size is limited and classmates bring seniority, so discussions draw on real leadership experience.</w:t>
       </w:r>
     </w:p>
     <w:p>
@@ -1786,7 +1940,7 @@
           <w:color w:val="071444"/>
           <w:sz w:val="22"/>
         </w:rPr>
-        <w:t>Global MBA</w:t>
+        <w:t>Global MBA, University for the Creative Arts (UK) with Rushford</w:t>
       </w:r>
     </w:p>
     <w:p>
@@ -1799,91 +1953,20 @@
           <w:i w:val="0"/>
           <w:sz w:val="22"/>
         </w:rPr>
-        <w:t>For careers across borders:</w:t>
+        <w:t>One degree with an international perspective, for careers across borders. Popular in logistics, trade, and regional HQ roles across Dubai and Abu Dhabi.</w:t>
       </w:r>
     </w:p>
     <w:p>
       <w:pPr>
-        <w:pStyle w:val="ListBullet"/>
-        <w:spacing w:after="60"/>
-      </w:pPr>
-      <w:r>
-        <w:rPr>
-          <w:b w:val="0"/>
-          <w:i w:val="0"/>
-          <w:sz w:val="21"/>
-        </w:rPr>
-        <w:t>Global MBA</w:t>
-      </w:r>
-    </w:p>
-    <w:p>
-      <w:pPr>
-        <w:pStyle w:val="ListBullet"/>
-        <w:spacing w:after="60"/>
-      </w:pPr>
-      <w:r>
-        <w:rPr>
-          <w:b w:val="0"/>
-          <w:i w:val="0"/>
-          <w:sz w:val="21"/>
-        </w:rPr>
-        <w:t>Global MBA in International Business</w:t>
-      </w:r>
-    </w:p>
-    <w:p>
-      <w:pPr>
-        <w:pStyle w:val="ListBullet"/>
-        <w:spacing w:after="60"/>
-      </w:pPr>
-      <w:r>
-        <w:rPr>
-          <w:b w:val="0"/>
-          <w:i w:val="0"/>
-          <w:sz w:val="21"/>
-        </w:rPr>
-        <w:t>Global MBA in Finance</w:t>
-      </w:r>
-    </w:p>
-    <w:p>
-      <w:pPr>
-        <w:pStyle w:val="ListBullet"/>
-        <w:spacing w:after="60"/>
-      </w:pPr>
-      <w:r>
-        <w:rPr>
-          <w:b w:val="0"/>
-          <w:i w:val="0"/>
-          <w:sz w:val="21"/>
-        </w:rPr>
-        <w:t>Global MBA in HR Analytics</w:t>
-      </w:r>
-    </w:p>
-    <w:p>
-      <w:pPr>
-        <w:pStyle w:val="ListBullet"/>
-        <w:spacing w:after="60"/>
-      </w:pPr>
-      <w:r>
-        <w:rPr>
-          <w:b w:val="0"/>
-          <w:i w:val="0"/>
-          <w:sz w:val="21"/>
-        </w:rPr>
-        <w:t>Global MBA in Management</w:t>
-      </w:r>
-    </w:p>
-    <w:p>
-      <w:pPr>
-        <w:pStyle w:val="ListBullet"/>
-        <w:spacing w:after="60"/>
-      </w:pPr>
-      <w:r>
-        <w:rPr>
-          <w:b w:val="0"/>
-          <w:i w:val="0"/>
-          <w:sz w:val="21"/>
-        </w:rPr>
-        <w:t>Global MBA in Supply Chain Management</w:t>
+        <w:spacing w:after="40" w:before="160"/>
+      </w:pPr>
+      <w:r>
+        <w:rPr>
+          <w:b/>
+          <w:color w:val="5A6070"/>
+          <w:sz w:val="17"/>
+        </w:rPr>
+        <w:t>CLOSING LINE</w:t>
       </w:r>
     </w:p>
     <w:p>
@@ -1896,7 +1979,21 @@
           <w:i w:val="0"/>
           <w:sz w:val="22"/>
         </w:rPr>
-        <w:t>A US-awarded degree with an international perspective. Popular in logistics, trade, and regional HQ roles across Dubai and Abu Dhabi.</w:t>
+        <w:t>Not sure which route fits? Ask an advisor and get a recommendation within 24 hours. The right pick depends on your experience and your next role, and the call is free.</w:t>
+      </w:r>
+    </w:p>
+    <w:p>
+      <w:pPr>
+        <w:spacing w:before="320" w:after="120"/>
+        <w:shd w:val="clear" w:fill="EEF2FA"/>
+      </w:pPr>
+      <w:r>
+        <w:rPr>
+          <w:b/>
+          <w:color w:val="071444"/>
+          <w:sz w:val="26"/>
+        </w:rPr>
+        <w:t>7. MASTERS CATEGORIES</w:t>
       </w:r>
     </w:p>
     <w:p>
@@ -1909,7 +2006,7 @@
           <w:color w:val="5A6070"/>
           <w:sz w:val="17"/>
         </w:rPr>
-        <w:t>CLOSING LINE</w:t>
+        <w:t>HEADING</w:t>
       </w:r>
     </w:p>
     <w:p>
@@ -1922,21 +2019,7 @@
           <w:i w:val="0"/>
           <w:sz w:val="22"/>
         </w:rPr>
-        <w:t>Not sure which family fits? Ask an advisor and get a recommendation within 24 hours. The right pick depends on your experience and your next role, and the call is free.</w:t>
-      </w:r>
-    </w:p>
-    <w:p>
-      <w:pPr>
-        <w:spacing w:before="320" w:after="120"/>
-        <w:shd w:val="clear" w:fill="EEF2FA"/>
-      </w:pPr>
-      <w:r>
-        <w:rPr>
-          <w:b/>
-          <w:color w:val="071444"/>
-          <w:sz w:val="26"/>
-        </w:rPr>
-        <w:t>7. MASTERS CATEGORIES</w:t>
+        <w:t>Master's Degrees Beyond the MBA</w:t>
       </w:r>
     </w:p>
     <w:p>
@@ -1949,7 +2032,7 @@
           <w:color w:val="5A6070"/>
           <w:sz w:val="17"/>
         </w:rPr>
-        <w:t>HEADING</w:t>
+        <w:t>INTRO</w:t>
       </w:r>
     </w:p>
     <w:p>
@@ -1962,33 +2045,7 @@
           <w:i w:val="0"/>
           <w:sz w:val="22"/>
         </w:rPr>
-        <w:t>Master's Degrees Beyond the MBA</w:t>
-      </w:r>
-    </w:p>
-    <w:p>
-      <w:pPr>
-        <w:spacing w:after="40" w:before="160"/>
-      </w:pPr>
-      <w:r>
-        <w:rPr>
-          <w:b/>
-          <w:color w:val="5A6070"/>
-          <w:sz w:val="17"/>
-        </w:rPr>
-        <w:t>INTRO</w:t>
-      </w:r>
-    </w:p>
-    <w:p>
-      <w:pPr>
-        <w:spacing w:after="120" w:before="0"/>
-      </w:pPr>
-      <w:r>
-        <w:rPr>
-          <w:b w:val="0"/>
-          <w:i w:val="0"/>
-          <w:sz w:val="22"/>
-        </w:rPr>
-        <w:t>The same UK award route, applied to high-demand fields: sustainability, supply chain, health economics, and business psychology.</w:t>
+        <w:t>The same award route, applied to high-demand fields: sustainability, supply chain, economics, healthcare, and law.</w:t>
       </w:r>
     </w:p>
     <w:p>
@@ -2015,7 +2072,7 @@
           <w:color w:val="071444"/>
           <w:sz w:val="22"/>
         </w:rPr>
-        <w:t>Rushford Business School (Cleveland, US)</w:t>
+        <w:t>Rushford Business School (Switzerland), MSc</w:t>
       </w:r>
     </w:p>
     <w:p>
@@ -2029,7 +2086,7 @@
           <w:i w:val="0"/>
           <w:sz w:val="21"/>
         </w:rPr>
-        <w:t>MBA in Sustainability, Energy &amp; Environment</w:t>
+        <w:t>MSc in Sustainability and Environmental Management</w:t>
       </w:r>
     </w:p>
     <w:p>
@@ -2043,7 +2100,7 @@
           <w:i w:val="0"/>
           <w:sz w:val="21"/>
         </w:rPr>
-        <w:t>MBA in Strategic Management</w:t>
+        <w:t>MSc in Strategic Management</w:t>
       </w:r>
     </w:p>
     <w:p>
@@ -2057,7 +2114,7 @@
           <w:i w:val="0"/>
           <w:sz w:val="21"/>
         </w:rPr>
-        <w:t>MBA in Real Estate Management</w:t>
+        <w:t>MSc in Operations and Supply Chain Management</w:t>
       </w:r>
     </w:p>
     <w:p>
@@ -2071,7 +2128,77 @@
           <w:i w:val="0"/>
           <w:sz w:val="21"/>
         </w:rPr>
-        <w:t>Master of Education</w:t>
+        <w:t>MSc in International Business Management</w:t>
+      </w:r>
+    </w:p>
+    <w:p>
+      <w:pPr>
+        <w:pStyle w:val="ListBullet"/>
+        <w:spacing w:after="60"/>
+      </w:pPr>
+      <w:r>
+        <w:rPr>
+          <w:b w:val="0"/>
+          <w:i w:val="0"/>
+          <w:sz w:val="21"/>
+        </w:rPr>
+        <w:t>MSc in Marketing</w:t>
+      </w:r>
+    </w:p>
+    <w:p>
+      <w:pPr>
+        <w:pStyle w:val="ListBullet"/>
+        <w:spacing w:after="60"/>
+      </w:pPr>
+      <w:r>
+        <w:rPr>
+          <w:b w:val="0"/>
+          <w:i w:val="0"/>
+          <w:sz w:val="21"/>
+        </w:rPr>
+        <w:t>MSc in Entrepreneurship &amp; Innovation</w:t>
+      </w:r>
+    </w:p>
+    <w:p>
+      <w:pPr>
+        <w:pStyle w:val="ListBullet"/>
+        <w:spacing w:after="60"/>
+      </w:pPr>
+      <w:r>
+        <w:rPr>
+          <w:b w:val="0"/>
+          <w:i w:val="0"/>
+          <w:sz w:val="21"/>
+        </w:rPr>
+        <w:t>MSc in Finance and Investment</w:t>
+      </w:r>
+    </w:p>
+    <w:p>
+      <w:pPr>
+        <w:pStyle w:val="ListBullet"/>
+        <w:spacing w:after="60"/>
+      </w:pPr>
+      <w:r>
+        <w:rPr>
+          <w:b w:val="0"/>
+          <w:i w:val="0"/>
+          <w:sz w:val="21"/>
+        </w:rPr>
+        <w:t>MSc in Economics</w:t>
+      </w:r>
+    </w:p>
+    <w:p>
+      <w:pPr>
+        <w:pStyle w:val="ListBullet"/>
+        <w:spacing w:after="60"/>
+      </w:pPr>
+      <w:r>
+        <w:rPr>
+          <w:b w:val="0"/>
+          <w:i w:val="0"/>
+          <w:sz w:val="21"/>
+        </w:rPr>
+        <w:t>MSc in Business Management</w:t>
       </w:r>
     </w:p>
     <w:p>
@@ -2084,7 +2211,7 @@
           <w:i w:val="0"/>
           <w:sz w:val="22"/>
         </w:rPr>
-        <w:t>12 months. AED 16,000 to 25,000. All programmes share the same online format.</w:t>
+        <w:t>Specialist MSc pathways that build advanced knowledge across business and management.</w:t>
       </w:r>
     </w:p>
     <w:p>
@@ -2098,7 +2225,7 @@
           <w:color w:val="071444"/>
           <w:sz w:val="22"/>
         </w:rPr>
-        <w:t>Cardiff Metropolitan University (UK)</w:t>
+        <w:t>Girne American University (North Cyprus), MSc with Thesis</w:t>
       </w:r>
     </w:p>
     <w:p>
@@ -2112,7 +2239,7 @@
           <w:i w:val="0"/>
           <w:sz w:val="21"/>
         </w:rPr>
-        <w:t>MSc Applied Sustainability Studies</w:t>
+        <w:t>MSc in Business Management</w:t>
       </w:r>
     </w:p>
     <w:p>
@@ -2126,7 +2253,35 @@
           <w:i w:val="0"/>
           <w:sz w:val="21"/>
         </w:rPr>
-        <w:t>MSc Supply Chain Management</w:t>
+        <w:t>MSc in Economics</w:t>
+      </w:r>
+    </w:p>
+    <w:p>
+      <w:pPr>
+        <w:pStyle w:val="ListBullet"/>
+        <w:spacing w:after="60"/>
+      </w:pPr>
+      <w:r>
+        <w:rPr>
+          <w:b w:val="0"/>
+          <w:i w:val="0"/>
+          <w:sz w:val="21"/>
+        </w:rPr>
+        <w:t>MSc in Healthcare Management</w:t>
+      </w:r>
+    </w:p>
+    <w:p>
+      <w:pPr>
+        <w:pStyle w:val="ListBullet"/>
+        <w:spacing w:after="60"/>
+      </w:pPr>
+      <w:r>
+        <w:rPr>
+          <w:b w:val="0"/>
+          <w:i w:val="0"/>
+          <w:sz w:val="21"/>
+        </w:rPr>
+        <w:t>MSc in Counselling Psychology</w:t>
       </w:r>
     </w:p>
     <w:p>
@@ -2139,7 +2294,7 @@
           <w:i w:val="0"/>
           <w:sz w:val="22"/>
         </w:rPr>
-        <w:t>12 months. AED 25,000 to 40,000. UK-awarded, delivered fully online from the GCC. Both MSc programmes carry an applied focus, with assignments based on live sustainability and logistics challenges.</w:t>
+        <w:t>Thesis-based MSc programmes for professionals heading toward research or doctoral study.</w:t>
       </w:r>
     </w:p>
     <w:p>
@@ -2153,21 +2308,7 @@
           <w:color w:val="071444"/>
           <w:sz w:val="22"/>
         </w:rPr>
-        <w:t>IIM Kozhikode (India)</w:t>
-      </w:r>
-    </w:p>
-    <w:p>
-      <w:pPr>
-        <w:pStyle w:val="ListBullet"/>
-        <w:spacing w:after="60"/>
-      </w:pPr>
-      <w:r>
-        <w:rPr>
-          <w:b w:val="0"/>
-          <w:i w:val="0"/>
-          <w:sz w:val="21"/>
-        </w:rPr>
-        <w:t>MBA in Business Analytics</w:t>
+        <w:t>University of Wolverhampton (UK), Master of Laws</w:t>
       </w:r>
     </w:p>
     <w:p>
@@ -2180,7 +2321,7 @@
           <w:i w:val="0"/>
           <w:sz w:val="22"/>
         </w:rPr>
-        <w:t>Executive-friendly format for analysts and product leaders who want a quantitative edge, from one of India's most respected management institutes.</w:t>
+        <w:t>A UK-awarded LLM for professionals who need formal legal grounding alongside business roles.</w:t>
       </w:r>
     </w:p>
     <w:p>
@@ -2230,7 +2371,7 @@
           <w:i w:val="0"/>
           <w:sz w:val="22"/>
         </w:rPr>
-        <w:t>Rushford Business School. 12 months. AED 16,000 to 20,000.</w:t>
+        <w:t>Rushford Business School. Online, instalments available.</w:t>
       </w:r>
     </w:p>
     <w:p>
@@ -2267,7 +2408,7 @@
           <w:i w:val="0"/>
           <w:sz w:val="22"/>
         </w:rPr>
-        <w:t>Rushford Business School. 12 months. AED 16,000 to 20,000.</w:t>
+        <w:t>Rushford Business School. Online, instalments available.</w:t>
       </w:r>
     </w:p>
     <w:p>
@@ -2304,7 +2445,7 @@
           <w:i w:val="0"/>
           <w:sz w:val="22"/>
         </w:rPr>
-        <w:t>Rushford Business School. 12 months. AED 16,000 to 20,000.</w:t>
+        <w:t>Rushford Business School. Online, instalments available.</w:t>
       </w:r>
     </w:p>
     <w:p>
@@ -2913,7 +3054,7 @@
           <w:i w:val="0"/>
           <w:sz w:val="22"/>
         </w:rPr>
-        <w:t>Total programme cost, no hidden lines. Most students pay AED 16,000 to 40,000 across the full degree, roughly one third of what a campus MBA costs in Dubai today. Every payment is confirmed in writing before your seat is reserved.</w:t>
+        <w:t>Total programme cost, no hidden lines. Across programmes, fees typically fall between AED 16,000 and 40,000, roughly one third of what a campus MBA costs in Dubai today. Every payment is confirmed in writing before your seat is reserved.</w:t>
       </w:r>
     </w:p>
     <w:p>
@@ -2972,7 +3113,7 @@
                 <w:color w:val="071444"/>
                 <w:sz w:val="20"/>
               </w:rPr>
-              <w:t>Total Fees</w:t>
+              <w:t>Fees</w:t>
             </w:r>
           </w:p>
         </w:tc>
@@ -3024,7 +3165,7 @@
                 <w:i w:val="0"/>
                 <w:sz w:val="20"/>
               </w:rPr>
-              <w:t>General MBA</w:t>
+              <w:t>MBA, Rushford (12 specializations)</w:t>
             </w:r>
           </w:p>
         </w:tc>
@@ -3040,7 +3181,7 @@
                 <w:i w:val="0"/>
                 <w:sz w:val="20"/>
               </w:rPr>
-              <w:t>AED 16,000 to 25,000</w:t>
+              <w:t>confirmed per programme</w:t>
             </w:r>
           </w:p>
         </w:tc>
@@ -3056,7 +3197,7 @@
                 <w:i w:val="0"/>
                 <w:sz w:val="20"/>
               </w:rPr>
-              <w:t>12 months</w:t>
+              <w:t>10 to 15 months</w:t>
             </w:r>
           </w:p>
         </w:tc>
@@ -3072,7 +3213,7 @@
                 <w:i w:val="0"/>
                 <w:sz w:val="20"/>
               </w:rPr>
-              <w:t>Instalments</w:t>
+              <w:t>AED instalments</w:t>
             </w:r>
           </w:p>
         </w:tc>
@@ -3090,7 +3231,7 @@
                 <w:i w:val="0"/>
                 <w:sz w:val="20"/>
               </w:rPr>
-              <w:t>Specialized MBA</w:t>
+              <w:t>MBA, Girne American University</w:t>
             </w:r>
           </w:p>
         </w:tc>
@@ -3106,7 +3247,7 @@
                 <w:i w:val="0"/>
                 <w:sz w:val="20"/>
               </w:rPr>
-              <w:t>AED 16,000 to 25,000</w:t>
+              <w:t>confirmed per programme</w:t>
             </w:r>
           </w:p>
         </w:tc>
@@ -3122,7 +3263,7 @@
                 <w:i w:val="0"/>
                 <w:sz w:val="20"/>
               </w:rPr>
-              <w:t>12 months</w:t>
+              <w:t>10 to 15 months</w:t>
             </w:r>
           </w:p>
         </w:tc>
@@ -3138,7 +3279,7 @@
                 <w:i w:val="0"/>
                 <w:sz w:val="20"/>
               </w:rPr>
-              <w:t>Instalments</w:t>
+              <w:t>AED instalments</w:t>
             </w:r>
           </w:p>
         </w:tc>
@@ -3156,7 +3297,7 @@
                 <w:i w:val="0"/>
                 <w:sz w:val="20"/>
               </w:rPr>
-              <w:t>Executive MBA</w:t>
+              <w:t>Executive MBA, Girne American University</w:t>
             </w:r>
           </w:p>
         </w:tc>
@@ -3172,7 +3313,7 @@
                 <w:i w:val="0"/>
                 <w:sz w:val="20"/>
               </w:rPr>
-              <w:t>AED 25,000 to 35,000</w:t>
+              <w:t>confirmed per programme</w:t>
             </w:r>
           </w:p>
         </w:tc>
@@ -3188,7 +3329,7 @@
                 <w:i w:val="0"/>
                 <w:sz w:val="20"/>
               </w:rPr>
-              <w:t>12 months</w:t>
+              <w:t>12 to 18 months</w:t>
             </w:r>
           </w:p>
         </w:tc>
@@ -3204,7 +3345,7 @@
                 <w:i w:val="0"/>
                 <w:sz w:val="20"/>
               </w:rPr>
-              <w:t>Instalments</w:t>
+              <w:t>AED instalments</w:t>
             </w:r>
           </w:p>
         </w:tc>
@@ -3222,7 +3363,7 @@
                 <w:i w:val="0"/>
                 <w:sz w:val="20"/>
               </w:rPr>
-              <w:t>Global MBA</w:t>
+              <w:t>Global MBA, UCA with Rushford</w:t>
             </w:r>
           </w:p>
         </w:tc>
@@ -3238,7 +3379,7 @@
                 <w:i w:val="0"/>
                 <w:sz w:val="20"/>
               </w:rPr>
-              <w:t>AED 20,000 to 30,000</w:t>
+              <w:t>confirmed per programme</w:t>
             </w:r>
           </w:p>
         </w:tc>
@@ -3254,7 +3395,7 @@
                 <w:i w:val="0"/>
                 <w:sz w:val="20"/>
               </w:rPr>
-              <w:t>12 months</w:t>
+              <w:t>10 to 15 months</w:t>
             </w:r>
           </w:p>
         </w:tc>
@@ -3270,7 +3411,7 @@
                 <w:i w:val="0"/>
                 <w:sz w:val="20"/>
               </w:rPr>
-              <w:t>Instalments</w:t>
+              <w:t>AED instalments</w:t>
             </w:r>
           </w:p>
         </w:tc>
@@ -3288,7 +3429,7 @@
                 <w:i w:val="0"/>
                 <w:sz w:val="20"/>
               </w:rPr>
-              <w:t>Cardiff MSc programmes</w:t>
+              <w:t>MSc (Rushford, Girne) and LLM (Wolverhampton)</w:t>
             </w:r>
           </w:p>
         </w:tc>
@@ -3304,7 +3445,7 @@
                 <w:i w:val="0"/>
                 <w:sz w:val="20"/>
               </w:rPr>
-              <w:t>AED 25,000 to 40,000</w:t>
+              <w:t>confirmed per programme</w:t>
             </w:r>
           </w:p>
         </w:tc>
@@ -3320,7 +3461,7 @@
                 <w:i w:val="0"/>
                 <w:sz w:val="20"/>
               </w:rPr>
-              <w:t>12 months</w:t>
+              <w:t>8 to 18 months</w:t>
             </w:r>
           </w:p>
         </w:tc>
@@ -3336,73 +3477,7 @@
                 <w:i w:val="0"/>
                 <w:sz w:val="20"/>
               </w:rPr>
-              <w:t>Instalments</w:t>
-            </w:r>
-          </w:p>
-        </w:tc>
-      </w:tr>
-      <w:tr>
-        <w:tc>
-          <w:tcPr>
-            <w:tcW w:type="dxa" w:w="2381"/>
-          </w:tcPr>
-          <w:p>
-            <w:r/>
-            <w:r>
-              <w:rPr>
-                <w:b w:val="0"/>
-                <w:i w:val="0"/>
-                <w:sz w:val="20"/>
-              </w:rPr>
-              <w:t>IIM Kozhikode MBA (Analytics)</w:t>
-            </w:r>
-          </w:p>
-        </w:tc>
-        <w:tc>
-          <w:tcPr>
-            <w:tcW w:type="dxa" w:w="2381"/>
-          </w:tcPr>
-          <w:p>
-            <w:r/>
-            <w:r>
-              <w:rPr>
-                <w:b w:val="0"/>
-                <w:i w:val="0"/>
-                <w:sz w:val="20"/>
-              </w:rPr>
-              <w:t>AED 25,000 to 35,000</w:t>
-            </w:r>
-          </w:p>
-        </w:tc>
-        <w:tc>
-          <w:tcPr>
-            <w:tcW w:type="dxa" w:w="2381"/>
-          </w:tcPr>
-          <w:p>
-            <w:r/>
-            <w:r>
-              <w:rPr>
-                <w:b w:val="0"/>
-                <w:i w:val="0"/>
-                <w:sz w:val="20"/>
-              </w:rPr>
-              <w:t>12 months</w:t>
-            </w:r>
-          </w:p>
-        </w:tc>
-        <w:tc>
-          <w:tcPr>
-            <w:tcW w:type="dxa" w:w="2381"/>
-          </w:tcPr>
-          <w:p>
-            <w:r/>
-            <w:r>
-              <w:rPr>
-                <w:b w:val="0"/>
-                <w:i w:val="0"/>
-                <w:sz w:val="20"/>
-              </w:rPr>
-              <w:t>Instalments</w:t>
+              <w:t>AED instalments</w:t>
             </w:r>
           </w:p>
         </w:tc>
@@ -3737,7 +3812,7 @@
                 <w:i w:val="0"/>
                 <w:sz w:val="20"/>
               </w:rPr>
-              <w:t>Logistics &amp; Supply Chain MBA</w:t>
+              <w:t>MBA in Logistics &amp; Supply Chain Management</w:t>
             </w:r>
           </w:p>
         </w:tc>
@@ -3837,7 +3912,7 @@
                 <w:i w:val="0"/>
                 <w:sz w:val="20"/>
               </w:rPr>
-              <w:t>General MBA</w:t>
+              <w:t>Master of Business Administration</w:t>
             </w:r>
           </w:p>
         </w:tc>
@@ -4134,7 +4209,7 @@
                 <w:i w:val="0"/>
                 <w:sz w:val="20"/>
               </w:rPr>
-              <w:t>ACBSP member</w:t>
+              <w:t>Switzerland, EduQua and IACBE</w:t>
             </w:r>
           </w:p>
         </w:tc>
@@ -4150,7 +4225,7 @@
                 <w:i w:val="0"/>
                 <w:sz w:val="20"/>
               </w:rPr>
-              <w:t>US-awarded MBAs in business, engineering, and healthcare. 12-month online format.</w:t>
+              <w:t>Twelve MBAs and nine MSc programmes, delivered fully online.</w:t>
             </w:r>
           </w:p>
         </w:tc>
@@ -4168,7 +4243,7 @@
                 <w:i w:val="0"/>
                 <w:sz w:val="20"/>
               </w:rPr>
-              <w:t>Cardiff Metropolitan University</w:t>
+              <w:t>Girne American University</w:t>
             </w:r>
           </w:p>
         </w:tc>
@@ -4184,7 +4259,7 @@
                 <w:i w:val="0"/>
                 <w:sz w:val="20"/>
               </w:rPr>
-              <w:t>UK chartered university</w:t>
+              <w:t>North Cyprus, YÖDAK and YÖK, IACBE</w:t>
             </w:r>
           </w:p>
         </w:tc>
@@ -4200,7 +4275,7 @@
                 <w:i w:val="0"/>
                 <w:sz w:val="20"/>
               </w:rPr>
-              <w:t>MSc programmes in sustainability and supply chain, delivered online.</w:t>
+              <w:t>Six MBAs, sixteen Executive MBAs, and four thesis-based MSc programmes.</w:t>
             </w:r>
           </w:p>
         </w:tc>
@@ -4218,7 +4293,7 @@
                 <w:i w:val="0"/>
                 <w:sz w:val="20"/>
               </w:rPr>
-              <w:t>IIM Kozhikode</w:t>
+              <w:t>University for the Creative Arts</w:t>
             </w:r>
           </w:p>
         </w:tc>
@@ -4234,7 +4309,7 @@
                 <w:i w:val="0"/>
                 <w:sz w:val="20"/>
               </w:rPr>
-              <w:t>AACSB member</w:t>
+              <w:t>UK public university</w:t>
             </w:r>
           </w:p>
         </w:tc>
@@ -4250,7 +4325,7 @@
                 <w:i w:val="0"/>
                 <w:sz w:val="20"/>
               </w:rPr>
-              <w:t>Analytics-led MBA for working professionals, from one of India's top institutes.</w:t>
+              <w:t>Awards the Global MBA, delivered with Rushford Business School.</w:t>
             </w:r>
           </w:p>
         </w:tc>
@@ -4268,7 +4343,7 @@
                 <w:i w:val="0"/>
                 <w:sz w:val="20"/>
               </w:rPr>
-              <w:t>University of Worcester</w:t>
+              <w:t>University of Wolverhampton</w:t>
             </w:r>
           </w:p>
         </w:tc>
@@ -4284,7 +4359,7 @@
                 <w:i w:val="0"/>
                 <w:sz w:val="20"/>
               </w:rPr>
-              <w:t>UK chartered university</w:t>
+              <w:t>UK public university</w:t>
             </w:r>
           </w:p>
         </w:tc>
@@ -4300,7 +4375,7 @@
                 <w:i w:val="0"/>
                 <w:sz w:val="20"/>
               </w:rPr>
-              <w:t>Top-up pathways for professionals completing a bachelor's, leading into Master's study.</w:t>
+              <w:t>Awards the Master of Laws.</w:t>
             </w:r>
           </w:p>
         </w:tc>
@@ -6018,7 +6093,7 @@
           <w:i w:val="0"/>
           <w:sz w:val="22"/>
         </w:rPr>
-        <w:t>No. You study fully online from your current location, so no student visa is required. You keep your residence visa exactly as it is. That removes one of the biggest barriers to a UK degree for GCC professionals.</w:t>
+        <w:t>No. You study fully online from your current location, so no student visa is required. You keep your residence visa exactly as it is. That removes one of the biggest barriers to an international degree for GCC professionals.</w:t>
       </w:r>
     </w:p>
     <w:p>
@@ -6058,7 +6133,7 @@
           <w:i w:val="0"/>
           <w:sz w:val="22"/>
         </w:rPr>
-        <w:t>Your UK Master's Starts With One Conversation</w:t>
+        <w:t>Your Master's Starts With One Conversation</w:t>
       </w:r>
     </w:p>
     <w:p>

--- a/landing-page/gulf-masters/10-masters-landing-content-client-gcc-uae.docx
+++ b/landing-page/gulf-masters/10-masters-landing-content-client-gcc-uae.docx
@@ -1954,6 +1954,33 @@
           <w:sz w:val="22"/>
         </w:rPr>
         <w:t>One degree with an international perspective, for careers across borders. Popular in logistics, trade, and regional HQ roles across Dubai and Abu Dhabi.</w:t>
+      </w:r>
+    </w:p>
+    <w:p>
+      <w:pPr>
+        <w:spacing w:after="40" w:before="80"/>
+      </w:pPr>
+      <w:r>
+        <w:rPr>
+          <w:b/>
+          <w:i w:val="0"/>
+          <w:color w:val="071444"/>
+          <w:sz w:val="22"/>
+        </w:rPr>
+        <w:t>MBA in International Business, University of the West of Scotland (UK)</w:t>
+      </w:r>
+    </w:p>
+    <w:p>
+      <w:pPr>
+        <w:spacing w:after="120" w:before="0"/>
+      </w:pPr>
+      <w:r>
+        <w:rPr>
+          <w:b w:val="0"/>
+          <w:i w:val="0"/>
+          <w:sz w:val="22"/>
+        </w:rPr>
+        <w:t>A UK-awarded MBA focused on cross-border trade, global strategy, and international teams. A strong fit for professionals in logistics, import-export, and regional HQ roles.</w:t>
       </w:r>
     </w:p>
     <w:p>
@@ -3482,6 +3509,72 @@
           </w:p>
         </w:tc>
       </w:tr>
+      <w:tr>
+        <w:tc>
+          <w:tcPr>
+            <w:tcW w:type="dxa" w:w="2381"/>
+          </w:tcPr>
+          <w:p>
+            <w:r/>
+            <w:r>
+              <w:rPr>
+                <w:b w:val="0"/>
+                <w:i w:val="0"/>
+                <w:sz w:val="20"/>
+              </w:rPr>
+              <w:t>MBA in International Business, UWS</w:t>
+            </w:r>
+          </w:p>
+        </w:tc>
+        <w:tc>
+          <w:tcPr>
+            <w:tcW w:type="dxa" w:w="2381"/>
+          </w:tcPr>
+          <w:p>
+            <w:r/>
+            <w:r>
+              <w:rPr>
+                <w:b w:val="0"/>
+                <w:i w:val="0"/>
+                <w:sz w:val="20"/>
+              </w:rPr>
+              <w:t>confirmed per programme</w:t>
+            </w:r>
+          </w:p>
+        </w:tc>
+        <w:tc>
+          <w:tcPr>
+            <w:tcW w:type="dxa" w:w="2381"/>
+          </w:tcPr>
+          <w:p>
+            <w:r/>
+            <w:r>
+              <w:rPr>
+                <w:b w:val="0"/>
+                <w:i w:val="0"/>
+                <w:sz w:val="20"/>
+              </w:rPr>
+              <w:t>confirmed per programme</w:t>
+            </w:r>
+          </w:p>
+        </w:tc>
+        <w:tc>
+          <w:tcPr>
+            <w:tcW w:type="dxa" w:w="2381"/>
+          </w:tcPr>
+          <w:p>
+            <w:r/>
+            <w:r>
+              <w:rPr>
+                <w:b w:val="0"/>
+                <w:i w:val="0"/>
+                <w:sz w:val="20"/>
+              </w:rPr>
+              <w:t>AED instalments</w:t>
+            </w:r>
+          </w:p>
+        </w:tc>
+      </w:tr>
     </w:tbl>
     <w:p>
       <w:pPr>
@@ -4376,6 +4469,56 @@
                 <w:sz w:val="20"/>
               </w:rPr>
               <w:t>Awards the Master of Laws.</w:t>
+            </w:r>
+          </w:p>
+        </w:tc>
+      </w:tr>
+      <w:tr>
+        <w:tc>
+          <w:tcPr>
+            <w:tcW w:type="dxa" w:w="3175"/>
+          </w:tcPr>
+          <w:p>
+            <w:r/>
+            <w:r>
+              <w:rPr>
+                <w:b/>
+                <w:i w:val="0"/>
+                <w:sz w:val="20"/>
+              </w:rPr>
+              <w:t>University of the West of Scotland</w:t>
+            </w:r>
+          </w:p>
+        </w:tc>
+        <w:tc>
+          <w:tcPr>
+            <w:tcW w:type="dxa" w:w="3175"/>
+          </w:tcPr>
+          <w:p>
+            <w:r/>
+            <w:r>
+              <w:rPr>
+                <w:b w:val="0"/>
+                <w:i w:val="0"/>
+                <w:sz w:val="20"/>
+              </w:rPr>
+              <w:t>UK public university</w:t>
+            </w:r>
+          </w:p>
+        </w:tc>
+        <w:tc>
+          <w:tcPr>
+            <w:tcW w:type="dxa" w:w="3175"/>
+          </w:tcPr>
+          <w:p>
+            <w:r/>
+            <w:r>
+              <w:rPr>
+                <w:b w:val="0"/>
+                <w:i w:val="0"/>
+                <w:sz w:val="20"/>
+              </w:rPr>
+              <w:t>Awards the MBA in International Business.</w:t>
             </w:r>
           </w:p>
         </w:tc>

--- a/landing-page/gulf-masters/10-masters-landing-content-client-gcc-uae.docx
+++ b/landing-page/gulf-masters/10-masters-landing-content-client-gcc-uae.docx
@@ -76,7 +76,7 @@
           <w:i w:val="0"/>
           <w:sz w:val="22"/>
         </w:rPr>
-        <w:t>International degrees. No visa needed. Study from the UAE.</w:t>
+        <w:t>No visa. No relocation. Study from where you already live.</w:t>
       </w:r>
     </w:p>
     <w:p>
@@ -137,7 +137,7 @@
           <w:i w:val="0"/>
           <w:sz w:val="22"/>
         </w:rPr>
-        <w:t xml:space="preserve">University-awarded Master's degrees designed for full-time professionals. Choose an MBA or a Master's from Switzerland, North Cyprus, or the UK without leaving your job, without relocating, and without a student visa. The </w:t>
+        <w:t xml:space="preserve">You keep the job, the salary, and the city. The degree comes to you instead: an </w:t>
       </w:r>
       <w:r>
         <w:rPr>
@@ -146,7 +146,7 @@
           <w:sz w:val="22"/>
           <w:highlight w:val="yellow"/>
         </w:rPr>
-        <w:t>September 2026 intake</w:t>
+        <w:t>Online MBA</w:t>
       </w:r>
       <w:r>
         <w:rPr>
@@ -154,7 +154,24 @@
           <w:i w:val="0"/>
           <w:sz w:val="22"/>
         </w:rPr>
-        <w:t xml:space="preserve"> is now open.</w:t>
+        <w:t xml:space="preserve"> or a Master's from Switzerland, North Cyprus, or the UK, studied in the evenings from the UAE. The </w:t>
+      </w:r>
+      <w:r>
+        <w:rPr>
+          <w:b/>
+          <w:i w:val="0"/>
+          <w:sz w:val="22"/>
+          <w:highlight w:val="yellow"/>
+        </w:rPr>
+        <w:t>September 2026 intake</w:t>
+      </w:r>
+      <w:r>
+        <w:rPr>
+          <w:b w:val="0"/>
+          <w:i w:val="0"/>
+          <w:sz w:val="22"/>
+        </w:rPr>
+        <w:t xml:space="preserve"> is open, and seats go in order of payment.</w:t>
       </w:r>
     </w:p>
     <w:p>
@@ -180,7 +197,7 @@
           <w:i w:val="0"/>
           <w:sz w:val="22"/>
         </w:rPr>
-        <w:t>Get the programme guide</w:t>
+        <w:t>Send me the programme guide</w:t>
       </w:r>
     </w:p>
     <w:p>
@@ -298,7 +315,7 @@
           <w:i w:val="0"/>
           <w:sz w:val="22"/>
         </w:rPr>
-        <w:t>Rated 4.9 out of 5 by professionals who studied with us (Trustpilot)</w:t>
+        <w:t>Rated 4.9 out of 5 on Trustpilot by people who actually finished</w:t>
       </w:r>
     </w:p>
     <w:p>
@@ -517,7 +534,7 @@
           <w:i w:val="0"/>
           <w:sz w:val="22"/>
         </w:rPr>
-        <w:t>: What This Programme Gives You</w:t>
+        <w:t>: what you actually get</w:t>
       </w:r>
     </w:p>
     <w:p>
@@ -543,7 +560,7 @@
           <w:i w:val="0"/>
           <w:sz w:val="22"/>
         </w:rPr>
-        <w:t xml:space="preserve">An </w:t>
+        <w:t xml:space="preserve">Five things below, no brochure language. Built as an </w:t>
       </w:r>
       <w:r>
         <w:rPr>
@@ -560,7 +577,7 @@
           <w:i w:val="0"/>
           <w:sz w:val="22"/>
         </w:rPr>
-        <w:t xml:space="preserve"> should change how you work without pausing your life. From week one to graduation, every cohort gets the five things below.</w:t>
+        <w:t>, this is the degree the way our students describe it after a term or two.</w:t>
       </w:r>
     </w:p>
     <w:p>
@@ -587,7 +604,7 @@
           <w:color w:val="071444"/>
           <w:sz w:val="22"/>
         </w:rPr>
-        <w:t>A strong learning community with powerful networking</w:t>
+        <w:t>A learning community that pulls its weight</w:t>
       </w:r>
     </w:p>
     <w:p>
@@ -600,7 +617,7 @@
           <w:i w:val="0"/>
           <w:sz w:val="22"/>
         </w:rPr>
-        <w:t>You study alongside founders, bankers, and government specialists from the UAE, Saudi Arabia, Oman, and Qatar. The live-class circles and WhatsApp groups that carry you through the degree become your professional network after it.</w:t>
+        <w:t>Your classmates are founders, bank managers, and government specialists from the UAE, Saudi Arabia, Oman, and Qatar. The WhatsApp group that gets you through assignments becomes the network you call after graduation. It happens every intake, and it costs nothing extra.</w:t>
       </w:r>
     </w:p>
     <w:p>
@@ -627,7 +644,7 @@
           <w:i w:val="0"/>
           <w:sz w:val="22"/>
         </w:rPr>
-        <w:t>Every module builds the three things employers screen for: Attitude, Skills, and Knowledge. Your success coach tracks your growth across all three, so you graduate measurably stronger, with evidence to show for it.</w:t>
+        <w:t>Attitude, Skills, Knowledge. Employers screen for all three, and most courses teach one. Your success coach tracks the three of them across the degree, so the change shows up in your work as well as on the certificate.</w:t>
       </w:r>
     </w:p>
     <w:p>
@@ -654,7 +671,7 @@
           <w:i w:val="0"/>
           <w:sz w:val="22"/>
         </w:rPr>
-        <w:t>Assignments are built as workplace deliverables: a business plan, a market entry analysis, a team leadership review. You submit work you can reuse at your job, and your manager sees the difference before you graduate.</w:t>
+        <w:t>Assignments are shaped like work: a business plan, a market entry analysis, a review of how your team is run. You hand in things you can reuse on a Monday morning, and your manager tends to notice before you graduate.</w:t>
       </w:r>
     </w:p>
     <w:p>
@@ -681,7 +698,7 @@
           <w:i w:val="0"/>
           <w:sz w:val="22"/>
         </w:rPr>
-        <w:t>Core theory comes from your university's faculty, set in current Gulf business context and distilled into focused evening modules. Short readings, clear frameworks, and session recordings keep the load manageable beside a full-time role.</w:t>
+        <w:t>The theory comes from your university's faculty, then gets dragged into Gulf reality with regional case material, short readings, and frameworks you can hold in your head. Recordings cover the evenings when work wins.</w:t>
       </w:r>
     </w:p>
     <w:p>
@@ -708,7 +725,7 @@
           <w:i w:val="0"/>
           <w:sz w:val="22"/>
         </w:rPr>
-        <w:t>Cases are drawn from live Gulf businesses, and your final project solves a problem inside your own company. Several graduates have taken that project straight into their next performance review.</w:t>
+        <w:t>Cases come from businesses that are actually operating, and the final project attacks a problem inside your own company. Several graduates have walked that project straight into a performance review.</w:t>
       </w:r>
     </w:p>
     <w:p>
@@ -843,7 +860,7 @@
           <w:i w:val="0"/>
           <w:sz w:val="22"/>
         </w:rPr>
-        <w:t>A Master's is not a theory course. It is a working professional's fastest route to a wider role, a stronger salary case, and international recognition, without pausing income.</w:t>
+        <w:t>A Master's here is not a pause button on your life. It is the shortest route we know to a bigger role, a better salary conversation, and a credential that travels, while the salary keeps arriving.</w:t>
       </w:r>
     </w:p>
     <w:p>
@@ -883,7 +900,7 @@
           <w:i w:val="0"/>
           <w:sz w:val="22"/>
         </w:rPr>
-        <w:t xml:space="preserve">Classroom-based programmes ask you to quit, relocate, or wait for a weekend slot. This degree runs in the evenings and on weekends, live from the UAE, a genuinely </w:t>
+        <w:t xml:space="preserve">Campus programmes ask you to quit, move, or wait for Saturday. This one runs on Tuesday and Thursday evenings instead, live, from where you already are. You apply things on Wednesday morning, and that loop is the point. A genuinely </w:t>
       </w:r>
       <w:r>
         <w:rPr>
@@ -900,7 +917,7 @@
           <w:i w:val="0"/>
           <w:sz w:val="22"/>
         </w:rPr>
-        <w:t xml:space="preserve"> schedule that keeps your salary intact. You study after office hours, apply what you learn the very next working day, and never lose a single dirham of income to your education.</w:t>
+        <w:t xml:space="preserve"> schedule, with the salary intact.</w:t>
       </w:r>
     </w:p>
     <w:p>
@@ -927,7 +944,7 @@
           <w:i w:val="0"/>
           <w:sz w:val="22"/>
         </w:rPr>
-        <w:t>Your certificate is issued by the awarding university, with the same academic standing as on-campus study. It is recognised worldwide, including across the GCC.</w:t>
+        <w:t>The awarding university issues your certificate, the same one it gives its on-campus students. No asterisk and no footnote about online study. It travels across the GCC and beyond.</w:t>
       </w:r>
     </w:p>
     <w:p>
@@ -954,7 +971,7 @@
           <w:i w:val="0"/>
           <w:sz w:val="22"/>
         </w:rPr>
-        <w:t>Every module maps to skills UAE employers screen for: leadership, finance, operations, and strategy. The final project lets you solve a live business problem from your own workplace. Graduates regularly point to that project in interviews, because it is concrete proof that they can turn theory into results.</w:t>
+        <w:t>Modules map to what UAE employers screen for: leadership, finance, operations, strategy. The final project uses a live problem from your own workplace, which is concrete proof a mark sheet never is, that you can turn theory into results.</w:t>
       </w:r>
     </w:p>
     <w:p>
@@ -998,7 +1015,7 @@
           <w:i w:val="0"/>
           <w:sz w:val="22"/>
         </w:rPr>
-        <w:t xml:space="preserve"> cities typically costs AED 80,000 to 200,000. Online, total fees land between AED 16,000 and 40,000, with no upfront full payment and a schedule that matches your monthly salary.</w:t>
+        <w:t xml:space="preserve"> cities runs AED 80,000 to 200,000. Online, most programmes on this page total AED 16,000 to 40,000, paid monthly in dirhams and timed to your salary date. The degree fits your cash flow from day one.</w:t>
       </w:r>
     </w:p>
     <w:p>
@@ -1025,7 +1042,7 @@
           <w:i w:val="0"/>
           <w:sz w:val="22"/>
         </w:rPr>
-        <w:t>Study is delivered fully online from the UAE. Degrees from an accredited institution can be submitted for MoHESR recognition. Recognition depends on your circumstances, so confirm your category with an advisor. If recognition matters for your goal, we help you map the right paperwork early.</w:t>
+        <w:t>Study happens fully online from the UAE. Degrees from an accredited institution can go through MoHESR recognition, and the process is electronic. The route that applies to you depends on your circumstances, so confirm your category with an advisor before you pay. We'd rather lose an enrolment than win a complaint.</w:t>
       </w:r>
     </w:p>
     <w:p>
@@ -1052,7 +1069,7 @@
           <w:i w:val="0"/>
           <w:sz w:val="22"/>
         </w:rPr>
-        <w:t>Local counsellors who know the UAE market, employer expectations, and the recognition process. Visit the office, or meet an advisor on WhatsApp. The same team stays with you from your first call to graduation.</w:t>
+        <w:t>Real counsellors in Sharjah who know this market, your employer's habits, and the recognition paperwork. Walk in, or sort it out on WhatsApp. The same people stay with you until graduation.</w:t>
       </w:r>
     </w:p>
     <w:p>
@@ -1100,7 +1117,7 @@
           <w:i w:val="0"/>
           <w:sz w:val="22"/>
         </w:rPr>
-        <w:t>How to Start: 5 Steps</w:t>
+        <w:t>How to start: five steps</w:t>
       </w:r>
     </w:p>
     <w:p>
@@ -1126,7 +1143,7 @@
           <w:i w:val="0"/>
           <w:sz w:val="22"/>
         </w:rPr>
-        <w:t xml:space="preserve">Most applicants complete the steps below in 2 to 4 weeks. An advisor walks every step with you. The </w:t>
+        <w:t xml:space="preserve">Two to four weeks, start to finish. An advisor walks it with you, and the </w:t>
       </w:r>
       <w:r>
         <w:rPr>
@@ -1143,7 +1160,7 @@
           <w:i w:val="0"/>
           <w:sz w:val="22"/>
         </w:rPr>
-        <w:t xml:space="preserve"> is now open.</w:t>
+        <w:t xml:space="preserve"> is open while you read this.</w:t>
       </w:r>
     </w:p>
     <w:p>
@@ -1169,7 +1186,7 @@
           <w:i w:val="0"/>
           <w:sz w:val="22"/>
         </w:rPr>
-        <w:t>1. Free 15-minute eligibility check. Share your CV or LinkedIn with an advisor. No documents needed yet.</w:t>
+        <w:t>1. A free 15-minute eligibility check. Send the CV or just your LinkedIn. No documents yet, no commitment.</w:t>
       </w:r>
     </w:p>
     <w:p>
@@ -1182,7 +1199,7 @@
           <w:i w:val="0"/>
           <w:sz w:val="22"/>
         </w:rPr>
-        <w:t xml:space="preserve">2. Confirm </w:t>
+        <w:t xml:space="preserve">2. We confirm </w:t>
       </w:r>
       <w:r>
         <w:rPr>
@@ -1199,7 +1216,7 @@
           <w:i w:val="0"/>
           <w:sz w:val="22"/>
         </w:rPr>
-        <w:t xml:space="preserve"> and fees. Within 24 hours you get the right programme, total fees, and intake dates.</w:t>
+        <w:t xml:space="preserve"> and fees in writing within 24 hours: the right programme, the total number, the intake dates.</w:t>
       </w:r>
     </w:p>
     <w:p>
@@ -1212,8 +1229,66 @@
           <w:i w:val="0"/>
           <w:sz w:val="22"/>
         </w:rPr>
-        <w:t xml:space="preserve">3. Reserve your seat for the </w:t>
-      </w:r>
+        <w:t>3. You reserve the seat with a first instalment. Seats are capped per intake, and September fills first.</w:t>
+      </w:r>
+    </w:p>
+    <w:p>
+      <w:pPr>
+        <w:spacing w:after="60" w:before="0"/>
+      </w:pPr>
+      <w:r>
+        <w:rPr>
+          <w:b w:val="0"/>
+          <w:i w:val="0"/>
+          <w:sz w:val="22"/>
+        </w:rPr>
+        <w:t>4. Enrolment and induction: portal access, orientation, and your week-one study schedule.</w:t>
+      </w:r>
+    </w:p>
+    <w:p>
+      <w:pPr>
+        <w:spacing w:after="60" w:before="0"/>
+      </w:pPr>
+      <w:r>
+        <w:rPr>
+          <w:b w:val="0"/>
+          <w:i w:val="0"/>
+          <w:sz w:val="22"/>
+        </w:rPr>
+        <w:t>5. Classes begin. Evening sessions, recordings, and a success coach who already knows your name.</w:t>
+      </w:r>
+    </w:p>
+    <w:p>
+      <w:pPr>
+        <w:spacing w:before="320" w:after="120"/>
+        <w:shd w:val="clear" w:fill="EEF2FA"/>
+      </w:pPr>
+      <w:r>
+        <w:rPr>
+          <w:b/>
+          <w:color w:val="071444"/>
+          <w:sz w:val="26"/>
+        </w:rPr>
+        <w:t>6. MBA CATEGORIES (TABS)</w:t>
+      </w:r>
+    </w:p>
+    <w:p>
+      <w:pPr>
+        <w:spacing w:after="40" w:before="160"/>
+      </w:pPr>
+      <w:r>
+        <w:rPr>
+          <w:b/>
+          <w:color w:val="5A6070"/>
+          <w:sz w:val="17"/>
+        </w:rPr>
+        <w:t>HEADING</w:t>
+      </w:r>
+    </w:p>
+    <w:p>
+      <w:pPr>
+        <w:spacing w:after="120" w:before="0"/>
+      </w:pPr>
       <w:r>
         <w:rPr>
           <w:b/>
@@ -1221,7 +1296,7 @@
           <w:sz w:val="22"/>
           <w:highlight w:val="yellow"/>
         </w:rPr>
-        <w:t>September 2026 intake</w:t>
+        <w:t>MBA specializations in UAE</w:t>
       </w:r>
       <w:r>
         <w:rPr>
@@ -1229,12 +1304,25 @@
           <w:i w:val="0"/>
           <w:sz w:val="22"/>
         </w:rPr>
-        <w:t>. Pay the first instalment to secure it. Seats are limited per intake.</w:t>
+        <w:t>: Pick Your MBA</w:t>
       </w:r>
     </w:p>
     <w:p>
       <w:pPr>
-        <w:spacing w:after="60" w:before="0"/>
+        <w:spacing w:after="40" w:before="160"/>
+      </w:pPr>
+      <w:r>
+        <w:rPr>
+          <w:b/>
+          <w:color w:val="5A6070"/>
+          <w:sz w:val="17"/>
+        </w:rPr>
+        <w:t>INTRO</w:t>
+      </w:r>
+    </w:p>
+    <w:p>
+      <w:pPr>
+        <w:spacing w:after="120" w:before="0"/>
       </w:pPr>
       <w:r>
         <w:rPr>
@@ -1242,95 +1330,7 @@
           <w:i w:val="0"/>
           <w:sz w:val="22"/>
         </w:rPr>
-        <w:t>4. Enrolment and induction. Receive portal access, orientation, and your study schedule in week one.</w:t>
-      </w:r>
-    </w:p>
-    <w:p>
-      <w:pPr>
-        <w:spacing w:after="60" w:before="0"/>
-      </w:pPr>
-      <w:r>
-        <w:rPr>
-          <w:b w:val="0"/>
-          <w:i w:val="0"/>
-          <w:sz w:val="22"/>
-        </w:rPr>
-        <w:t>5. Start studying online. Live evening classes, recorded sessions, and an assigned success coach. You know exactly what to study each week, from week one.</w:t>
-      </w:r>
-    </w:p>
-    <w:p>
-      <w:pPr>
-        <w:spacing w:before="320" w:after="120"/>
-        <w:shd w:val="clear" w:fill="EEF2FA"/>
-      </w:pPr>
-      <w:r>
-        <w:rPr>
-          <w:b/>
-          <w:color w:val="071444"/>
-          <w:sz w:val="26"/>
-        </w:rPr>
-        <w:t>6. MBA CATEGORIES (TABS)</w:t>
-      </w:r>
-    </w:p>
-    <w:p>
-      <w:pPr>
-        <w:spacing w:after="40" w:before="160"/>
-      </w:pPr>
-      <w:r>
-        <w:rPr>
-          <w:b/>
-          <w:color w:val="5A6070"/>
-          <w:sz w:val="17"/>
-        </w:rPr>
-        <w:t>HEADING</w:t>
-      </w:r>
-    </w:p>
-    <w:p>
-      <w:pPr>
-        <w:spacing w:after="120" w:before="0"/>
-      </w:pPr>
-      <w:r>
-        <w:rPr>
-          <w:b/>
-          <w:i w:val="0"/>
-          <w:sz w:val="22"/>
-          <w:highlight w:val="yellow"/>
-        </w:rPr>
-        <w:t>MBA specializations in UAE</w:t>
-      </w:r>
-      <w:r>
-        <w:rPr>
-          <w:b w:val="0"/>
-          <w:i w:val="0"/>
-          <w:sz w:val="22"/>
-        </w:rPr>
-        <w:t>: Pick Your MBA</w:t>
-      </w:r>
-    </w:p>
-    <w:p>
-      <w:pPr>
-        <w:spacing w:after="40" w:before="160"/>
-      </w:pPr>
-      <w:r>
-        <w:rPr>
-          <w:b/>
-          <w:color w:val="5A6070"/>
-          <w:sz w:val="17"/>
-        </w:rPr>
-        <w:t>INTRO</w:t>
-      </w:r>
-    </w:p>
-    <w:p>
-      <w:pPr>
-        <w:spacing w:after="120" w:before="0"/>
-      </w:pPr>
-      <w:r>
-        <w:rPr>
-          <w:b w:val="0"/>
-          <w:i w:val="0"/>
-          <w:sz w:val="22"/>
-        </w:rPr>
-        <w:t>Four MBA routes on one page: twelve specializations at Rushford Business School, six MBAs and sixteen Executive MBAs at Girne American University, and a Global MBA awarded in the UK. Every programme is university-awarded and fully online. Compare them side by side, then pick the one that matches your next role.</w:t>
+        <w:t>Five routes on one page: twelve specializations at Rushford Business School, six MBAs and sixteen Executive MBAs at Girne American University, a Global MBA awarded in the UK, and an International Business MBA from the University of the West of Scotland. All university-awarded, all online. Compare them, then pick the one that matches the role you want next.</w:t>
       </w:r>
     </w:p>
     <w:p>
@@ -1370,7 +1370,7 @@
           <w:i w:val="0"/>
           <w:sz w:val="22"/>
         </w:rPr>
-        <w:t>Twelve specializations in one online format:</w:t>
+        <w:t>Twelve specializations in one format: three-week courses, evening classes, about 16 months.</w:t>
       </w:r>
     </w:p>
     <w:p>
@@ -1551,7 +1551,7 @@
           <w:i w:val="0"/>
           <w:sz w:val="22"/>
         </w:rPr>
-        <w:t>Works in any industry: the curriculum is built around leadership, strategy, and decision-making. Ideal for team leads, operations managers, and consultants moving into senior roles.</w:t>
+        <w:t>The curriculum leans on leadership, strategy, and decision-making, and it holds up in any industry. Team leads, operations managers, consultants: this is the usual crowd.</w:t>
       </w:r>
     </w:p>
     <w:p>
@@ -1578,7 +1578,7 @@
           <w:i w:val="0"/>
           <w:sz w:val="22"/>
         </w:rPr>
-        <w:t>Six MBAs for managers who want a specialization with an international cohort:</w:t>
+        <w:t>Six MBAs with an international cohort, for managers who already know which lane they want:</w:t>
       </w:r>
     </w:p>
     <w:p>
@@ -1689,7 +1689,7 @@
           <w:i w:val="0"/>
           <w:sz w:val="22"/>
         </w:rPr>
-        <w:t>Sixteen Executive MBAs for senior leaders:</w:t>
+        <w:t>Sixteen Executive MBAs for people who have stopped asking permission:</w:t>
       </w:r>
     </w:p>
     <w:p>
@@ -1926,7 +1926,7 @@
           <w:i w:val="0"/>
           <w:sz w:val="22"/>
         </w:rPr>
-        <w:t>Cohort size is limited and classmates bring seniority, so discussions draw on real leadership experience.</w:t>
+        <w:t>Cohorts are small and senior, so the discussion in class is the second curriculum.</w:t>
       </w:r>
     </w:p>
     <w:p>
@@ -1953,7 +1953,7 @@
           <w:i w:val="0"/>
           <w:sz w:val="22"/>
         </w:rPr>
-        <w:t>One degree with an international perspective, for careers across borders. Popular in logistics, trade, and regional HQ roles across Dubai and Abu Dhabi.</w:t>
+        <w:t>One degree with the borders blurred, awarded in the UK with Rushford. The pick for logistics, trade, and regional HQ roles around Dubai and Abu Dhabi.</w:t>
       </w:r>
     </w:p>
     <w:p>
@@ -1980,7 +1980,7 @@
           <w:i w:val="0"/>
           <w:sz w:val="22"/>
         </w:rPr>
-        <w:t>A UK-awarded MBA focused on cross-border trade, global strategy, and international teams. A strong fit for professionals in logistics, import-export, and regional HQ roles.</w:t>
+        <w:t>A UK-awarded MBA in International Business: cross-border trade, global strategy, and teams that span time zones. It fits people in import-export and regional roles.</w:t>
       </w:r>
     </w:p>
     <w:p>
@@ -2006,7 +2006,7 @@
           <w:i w:val="0"/>
           <w:sz w:val="22"/>
         </w:rPr>
-        <w:t>Not sure which route fits? Ask an advisor and get a recommendation within 24 hours. The right pick depends on your experience and your next role, and the call is free.</w:t>
+        <w:t>Unsure which route? The 24-hour recommendation call is free, and the advisor has to give a reason, not a pitch.</w:t>
       </w:r>
     </w:p>
     <w:p>
@@ -2072,7 +2072,7 @@
           <w:i w:val="0"/>
           <w:sz w:val="22"/>
         </w:rPr>
-        <w:t>The same award route, applied to high-demand fields: sustainability, supply chain, economics, healthcare, and law.</w:t>
+        <w:t>Same award route, different toolkits: sustainability, supply chain, economics, healthcare, counselling psychology, law.</w:t>
       </w:r>
     </w:p>
     <w:p>
@@ -2104,6 +2104,19 @@
     </w:p>
     <w:p>
       <w:pPr>
+        <w:spacing w:after="120" w:before="0"/>
+      </w:pPr>
+      <w:r>
+        <w:rPr>
+          <w:b w:val="0"/>
+          <w:i w:val="0"/>
+          <w:sz w:val="22"/>
+        </w:rPr>
+        <w:t>Nine specialist MSc pathways for people who want depth without the MBA label:</w:t>
+      </w:r>
+    </w:p>
+    <w:p>
+      <w:pPr>
         <w:pStyle w:val="ListBullet"/>
         <w:spacing w:after="60"/>
       </w:pPr>
@@ -2226,19 +2239,6 @@
           <w:sz w:val="21"/>
         </w:rPr>
         <w:t>MSc in Business Management</w:t>
-      </w:r>
-    </w:p>
-    <w:p>
-      <w:pPr>
-        <w:spacing w:after="120" w:before="0"/>
-      </w:pPr>
-      <w:r>
-        <w:rPr>
-          <w:b w:val="0"/>
-          <w:i w:val="0"/>
-          <w:sz w:val="22"/>
-        </w:rPr>
-        <w:t>Specialist MSc pathways that build advanced knowledge across business and management.</w:t>
       </w:r>
     </w:p>
     <w:p>
@@ -2257,6 +2257,19 @@
     </w:p>
     <w:p>
       <w:pPr>
+        <w:spacing w:after="120" w:before="0"/>
+      </w:pPr>
+      <w:r>
+        <w:rPr>
+          <w:b w:val="0"/>
+          <w:i w:val="0"/>
+          <w:sz w:val="22"/>
+        </w:rPr>
+        <w:t>Four thesis-based MSc programmes, and the right pick if doctoral study is somewhere in your future:</w:t>
+      </w:r>
+    </w:p>
+    <w:p>
+      <w:pPr>
         <w:pStyle w:val="ListBullet"/>
         <w:spacing w:after="60"/>
       </w:pPr>
@@ -2309,19 +2322,6 @@
           <w:sz w:val="21"/>
         </w:rPr>
         <w:t>MSc in Counselling Psychology</w:t>
-      </w:r>
-    </w:p>
-    <w:p>
-      <w:pPr>
-        <w:spacing w:after="120" w:before="0"/>
-      </w:pPr>
-      <w:r>
-        <w:rPr>
-          <w:b w:val="0"/>
-          <w:i w:val="0"/>
-          <w:sz w:val="22"/>
-        </w:rPr>
-        <w:t>Thesis-based MSc programmes for professionals heading toward research or doctoral study.</w:t>
       </w:r>
     </w:p>
     <w:p>
@@ -2348,7 +2348,7 @@
           <w:i w:val="0"/>
           <w:sz w:val="22"/>
         </w:rPr>
-        <w:t>A UK-awarded LLM for professionals who need formal legal grounding alongside business roles.</w:t>
+        <w:t>A UK-awarded LLM for professionals who keep meeting legal questions inside business roles.</w:t>
       </w:r>
     </w:p>
     <w:p>
@@ -2512,7 +2512,7 @@
           <w:i w:val="0"/>
           <w:sz w:val="22"/>
         </w:rPr>
-        <w:t>Class of 2025: Built for the GCC</w:t>
+        <w:t>Class of 2025: built for the GCC</w:t>
       </w:r>
     </w:p>
     <w:p>
@@ -2538,7 +2538,7 @@
           <w:i w:val="0"/>
           <w:sz w:val="22"/>
         </w:rPr>
-        <w:t>The most diverse cohort we have run in the Gulf: founders, government specialists, bankers, and senior operators from the UAE, Saudi Arabia, Oman, and Qatar. You learn from each other as much as from the faculty. Group work brings four markets into one discussion, which is exactly how regional business runs.</w:t>
+        <w:t>The most mixed cohort we have run in the Gulf: founders, government specialists, bankers, and senior operators from four markets. Group work ends up sounding like a regional business meeting, because it is one.</w:t>
       </w:r>
     </w:p>
     <w:p>
@@ -2578,7 +2578,7 @@
           <w:i w:val="0"/>
           <w:sz w:val="22"/>
         </w:rPr>
-        <w:t>Your Classmates: UAE and GCC Professionals</w:t>
+        <w:t>Your classmates: UAE and GCC professionals</w:t>
       </w:r>
     </w:p>
     <w:p>
@@ -2604,7 +2604,7 @@
           <w:i w:val="0"/>
           <w:sz w:val="22"/>
         </w:rPr>
-        <w:t>The average student on this page works full time in the UAE or the wider Gulf and studies in the evenings and on weekends. Most join to move into senior roles without taking a career break.</w:t>
+        <w:t>The average student here works full time and studies after work. Most join to step up without stepping out.</w:t>
       </w:r>
     </w:p>
     <w:p>
@@ -3081,7 +3081,24 @@
           <w:i w:val="0"/>
           <w:sz w:val="22"/>
         </w:rPr>
-        <w:t>Total programme cost, no hidden lines. Across programmes, fees typically fall between AED 16,000 and 40,000, roughly one third of what a campus MBA costs in Dubai today. Every payment is confirmed in writing before your seat is reserved.</w:t>
+        <w:t xml:space="preserve">No hidden lines, and we don't print stale numbers here either. Across programmes, totals usually land between AED 16,000 and 40,000, about a third of a campus </w:t>
+      </w:r>
+      <w:r>
+        <w:rPr>
+          <w:b/>
+          <w:i w:val="0"/>
+          <w:sz w:val="22"/>
+          <w:highlight w:val="yellow"/>
+        </w:rPr>
+        <w:t>MBA in Dubai</w:t>
+      </w:r>
+      <w:r>
+        <w:rPr>
+          <w:b w:val="0"/>
+          <w:i w:val="0"/>
+          <w:sz w:val="22"/>
+        </w:rPr>
+        <w:t>. Your exact figure gets confirmed in writing before you pay a dirham.</w:t>
       </w:r>
     </w:p>
     <w:p>
@@ -3604,7 +3621,7 @@
           <w:i w:val="0"/>
           <w:sz w:val="22"/>
         </w:rPr>
-        <w:t>Fees depend on the programme and intake. Your advisor confirms the exact figure in writing before you pay anything.</w:t>
+        <w:t>Fees move with the programme and the intake. The written confirmation comes before any payment, always.</w:t>
       </w:r>
     </w:p>
     <w:p>
@@ -3663,7 +3680,7 @@
           <w:i w:val="0"/>
           <w:sz w:val="22"/>
         </w:rPr>
-        <w:t>No upfront full payment. Split your fees into monthly instalments in dirhams, on a schedule that matches your salary cycle. The degree fits your cash flow from day one. Many students also have part of their fee supported by their employer.</w:t>
+        <w:t>No full upfront payment. Monthly instalments in dirhams, timed to your salary cycle, so the degree sits inside your cash flow from day one. Plenty of students get part of it sponsored too; ask, because employers say yes more often than people expect.</w:t>
       </w:r>
     </w:p>
     <w:p>
@@ -3691,7 +3708,7 @@
           <w:i w:val="0"/>
           <w:sz w:val="21"/>
         </w:rPr>
-        <w:t>Full tuition and the UK university award</w:t>
+        <w:t>Full tuition and the university award</w:t>
       </w:r>
     </w:p>
     <w:p>
@@ -3783,7 +3800,7 @@
           <w:i w:val="0"/>
           <w:sz w:val="22"/>
         </w:rPr>
-        <w:t xml:space="preserve"> support for strong candidates, plus early-bird discounts when you reserve your seat ahead of the intake. Ask your advisor what applies to your profile.</w:t>
+        <w:t xml:space="preserve"> support exists for strong candidates, and early birds pay less. Eligibility depends on profile and timing, so ask what yours looks like before you assume the answer.</w:t>
       </w:r>
     </w:p>
     <w:p>
@@ -3823,7 +3840,7 @@
           <w:i w:val="0"/>
           <w:sz w:val="22"/>
         </w:rPr>
-        <w:t>What UAE Graduates Did Next</w:t>
+        <w:t>What UAE graduates did next</w:t>
       </w:r>
     </w:p>
     <w:p>
@@ -3849,7 +3866,7 @@
           <w:i w:val="0"/>
           <w:sz w:val="22"/>
         </w:rPr>
-        <w:t>Recent outcomes from students across the Gulf. Every story below started with a full-time job and evening study.</w:t>
+        <w:t>Recent outcomes, told plainly. Every one of these started with a full-time job and evening classes.</w:t>
       </w:r>
     </w:p>
     <w:p>
@@ -4119,7 +4136,7 @@
           <w:i w:val="0"/>
           <w:sz w:val="22"/>
         </w:rPr>
-        <w:t>Alumni in the UAE and Across the GCC</w:t>
+        <w:t>Alumni in the UAE and across the GCC</w:t>
       </w:r>
     </w:p>
     <w:p>
@@ -4145,7 +4162,7 @@
           <w:i w:val="0"/>
           <w:sz w:val="22"/>
         </w:rPr>
-        <w:t>Our graduates work in UAE government departments, free zones, banks, hospital groups, and multinationals across the Gulf. The network grows with every intake, and many students arrive through referrals from colleagues who already studied with us. Ask your advisor for alumni references in your industry before you commit.</w:t>
+        <w:t>Graduates sit in government departments, free zones, banks, hospital groups, and multinationals across the Gulf. Most new students arrive because a colleague did the degree first and said it was worth the evenings. Ask for alumni references in your industry before you decide; we encourage it.</w:t>
       </w:r>
     </w:p>
     <w:p>
@@ -4246,7 +4263,7 @@
           <w:i w:val="0"/>
           <w:sz w:val="22"/>
         </w:rPr>
-        <w:t>Every Master's on this page is awarded by the university named below. You apply once, study online, and graduate from the university that issues your certificate. One application covers admission, enrolment, and your study plan.</w:t>
+        <w:t>Every Master's on this page is awarded by one of the universities below. You apply once, study online, and graduate from the name on the certificate. One application covers admission, enrolment, and the study plan.</w:t>
       </w:r>
     </w:p>
     <w:p>
@@ -4595,7 +4612,7 @@
           <w:i w:val="0"/>
           <w:sz w:val="21"/>
         </w:rPr>
-        <w:t>Recognition guidance for the UAE is available on request</w:t>
+        <w:t>Recognition guidance for the UAE, on request, in plain language</w:t>
       </w:r>
     </w:p>
     <w:p>
@@ -4635,7 +4652,7 @@
           <w:i w:val="0"/>
           <w:sz w:val="22"/>
         </w:rPr>
-        <w:t>How Online Learning Actually Works</w:t>
+        <w:t>How online learning actually works</w:t>
       </w:r>
     </w:p>
     <w:p>
@@ -4661,7 +4678,7 @@
           <w:i w:val="0"/>
           <w:sz w:val="22"/>
         </w:rPr>
-        <w:t>Not recorded videos that gather dust. Structured learning with real people around you. The platform is built for busy schedules: focused modules, clear weekly goals, and support that replies within one working day.</w:t>
+        <w:t>Not recorded videos gathering dust. A rhythm, with people in it.</w:t>
       </w:r>
     </w:p>
     <w:p>
@@ -4716,7 +4733,7 @@
                 <w:i w:val="0"/>
                 <w:sz w:val="20"/>
               </w:rPr>
-              <w:t>Two live sessions per week, recorded if you miss one</w:t>
+              <w:t>Two live sessions a week, recorded when you miss one</w:t>
             </w:r>
           </w:p>
         </w:tc>
@@ -4750,7 +4767,7 @@
                 <w:i w:val="0"/>
                 <w:sz w:val="20"/>
               </w:rPr>
-              <w:t>One named coach for your whole degree, from induction to graduation</w:t>
+              <w:t>One named coach for the whole degree, induction to graduation</w:t>
             </w:r>
           </w:p>
         </w:tc>
@@ -4818,7 +4835,7 @@
                 <w:i w:val="0"/>
                 <w:sz w:val="20"/>
               </w:rPr>
-              <w:t>Apply each module to a live challenge from your workplace</w:t>
+              <w:t>Each module applied to a live challenge from your workplace</w:t>
             </w:r>
           </w:p>
         </w:tc>
@@ -4900,7 +4917,7 @@
           <w:i w:val="0"/>
           <w:sz w:val="22"/>
         </w:rPr>
-        <w:t>What Students Say in Their Own Words</w:t>
+        <w:t>What students say in their own words</w:t>
       </w:r>
     </w:p>
     <w:p>
@@ -5131,7 +5148,7 @@
           <w:i w:val="0"/>
           <w:sz w:val="22"/>
         </w:rPr>
-        <w:t xml:space="preserve"> on campus against an online one, this table is the honest answer. Same degree standard, different delivery.</w:t>
+        <w:t xml:space="preserve"> on campus against an online one, this table is the honest version of that argument. Same degree standard, very different life around it.</w:t>
       </w:r>
     </w:p>
     <w:p>
@@ -5631,7 +5648,7 @@
           <w:i w:val="0"/>
           <w:sz w:val="22"/>
         </w:rPr>
-        <w:t xml:space="preserve"> completes the same modules in a shorter window for experienced applicants. Standard pace spreads the load for busier seasons. Your advisor helps you pick based on your workload.</w:t>
+        <w:t xml:space="preserve"> compresses the same modules for experienced applicants. Standard pace spreads the load across busier seasons. Pick with your calendar; the advisor helps you choose.</w:t>
       </w:r>
     </w:p>
     <w:p>
@@ -5658,7 +5675,7 @@
           <w:i w:val="0"/>
           <w:sz w:val="22"/>
         </w:rPr>
-        <w:t>Whichever format you choose, the degree on your certificate is identical. The difference is how you study, not what you earn.</w:t>
+        <w:t>Whichever format you choose, the certificate reads identically. The difference is how you study, not what you earn.</w:t>
       </w:r>
     </w:p>
     <w:p>
@@ -5764,7 +5781,7 @@
           <w:i w:val="0"/>
           <w:sz w:val="22"/>
         </w:rPr>
-        <w:t>Most programmes ask for a bachelor's degree plus 2 to 3 years of work experience. No GMAT is required for the programmes on this page. If your background differs, share your CV: our advisors map alternative entry routes for experienced professionals and confirm your eligibility in writing.</w:t>
+        <w:t>Most programmes ask for a bachelor's degree and 2 to 3 years of work experience, and none of them need a GMAT. If your background looks different, send the CV anyway. Our advisors map entry routes for experienced professionals every week, and they confirm eligibility in writing.</w:t>
       </w:r>
     </w:p>
     <w:p>
@@ -5798,7 +5815,7 @@
           <w:i w:val="0"/>
           <w:sz w:val="22"/>
         </w:rPr>
-        <w:t>Degrees awarded by an accredited institution can be submitted for MoHESR recognition. Recognition is 100% electronic and processed through official UAE channels. Study itself is delivered fully online from the UAE. Confirm your category with an advisor before enrolling; the guidance call is free.</w:t>
+        <w:t>Degrees from an accredited institution can be submitted for MoHESR recognition, and the whole process runs electronically through official UAE channels. The study itself happens online from the UAE. Recognition depends on your category, so check it with an advisor before you enrol. The call is free.</w:t>
       </w:r>
     </w:p>
     <w:p>
@@ -5832,7 +5849,7 @@
           <w:i w:val="0"/>
           <w:sz w:val="22"/>
         </w:rPr>
-        <w:t xml:space="preserve">Between AED 16,000 and 40,000 for most programmes on this page, paid in instalments. That is roughly one third of a campus </w:t>
+        <w:t xml:space="preserve">Between AED 16,000 and 40,000 for most programmes on this page, in instalments. A campus </w:t>
       </w:r>
       <w:r>
         <w:rPr>
@@ -5849,7 +5866,7 @@
           <w:i w:val="0"/>
           <w:sz w:val="22"/>
         </w:rPr>
-        <w:t>. Your advisor confirms the exact total in writing before you pay anything.</w:t>
+        <w:t xml:space="preserve"> typically costs three times that. Your advisor confirms your exact total in writing before you pay.</w:t>
       </w:r>
     </w:p>
     <w:p>
@@ -5883,7 +5900,7 @@
           <w:i w:val="0"/>
           <w:sz w:val="22"/>
         </w:rPr>
-        <w:t>Yes. All classes run online with evening and weekend timings built for Gulf working hours. Students study from Dubai, Abu Dhabi, Sharjah, and across the GCC. There is no campus attendance and no student visa needed. Recordings mean a business trip never puts you behind.</w:t>
+        <w:t>Yes, and from Sharjah, Al Ain, or anywhere else in the GCC. Classes run on evening and weekend timings built around Gulf working hours, recordings cover the nights you miss, and there is no campus attendance and no student visa.</w:t>
       </w:r>
     </w:p>
     <w:p>
@@ -5934,7 +5951,7 @@
           <w:i w:val="0"/>
           <w:sz w:val="22"/>
         </w:rPr>
-        <w:t xml:space="preserve"> is now open, with later intakes through the year. Seats per intake are limited, so reserve early. Reserving at least four weeks before the start date keeps your onboarding relaxed. Your advisor confirms current dates within one working day.</w:t>
+        <w:t xml:space="preserve"> is open now, with later intakes through the year. Seats are capped per intake, so reserving about four weeks ahead keeps onboarding calm. Current dates are confirmed within one working day.</w:t>
       </w:r>
     </w:p>
     <w:p>
@@ -5987,7 +6004,7 @@
           <w:i w:val="0"/>
           <w:sz w:val="22"/>
         </w:rPr>
-        <w:t xml:space="preserve">Yes. The </w:t>
+        <w:t xml:space="preserve">There is. The </w:t>
       </w:r>
       <w:r>
         <w:rPr>
@@ -6004,7 +6021,7 @@
           <w:i w:val="0"/>
           <w:sz w:val="22"/>
         </w:rPr>
-        <w:t xml:space="preserve"> completes the full curriculum in a compressed timeline for experienced professionals. Ask your advisor whether your background qualifies and how the schedule works.</w:t>
+        <w:t xml:space="preserve"> compresses the full curriculum for experienced professionals. Ask an advisor if your background qualifies; it's a five-minute conversation.</w:t>
       </w:r>
     </w:p>
     <w:p>
@@ -6047,7 +6064,7 @@
           <w:i w:val="0"/>
           <w:sz w:val="22"/>
         </w:rPr>
-        <w:t xml:space="preserve"> support is available for strong candidates, and early-bird discounts apply ahead of each intake. Eligibility depends on your profile and timing. Ask your advisor what applies to you.</w:t>
+        <w:t xml:space="preserve"> support for strong candidates, and early-bird discounts before each intake. Eligibility depends on profile and timing, so ask what applies to you instead of guessing.</w:t>
       </w:r>
     </w:p>
     <w:p>
@@ -6081,7 +6098,7 @@
           <w:i w:val="0"/>
           <w:sz w:val="22"/>
         </w:rPr>
-        <w:t>Finance, healthcare leadership, logistics &amp; supply chain, sustainability, HR, and analytics lead current demand across the UAE and the wider GCC. The Specialized MBA tab above lists every concentration you can pick.</w:t>
+        <w:t>Finance, healthcare leadership, logistics and supply chain, sustainability, HR, and analytics are where the hiring is, in the UAE and across the GCC. The Specialized MBA tab above lists every concentration you can pick.</w:t>
       </w:r>
     </w:p>
     <w:p>
@@ -6134,7 +6151,7 @@
           <w:i w:val="0"/>
           <w:sz w:val="22"/>
         </w:rPr>
-        <w:t>Plan for 8 to 10 hours a week: live evening classes, self-study, and assessments. Most students study after work and on weekends, with recordings covering any session they miss. A little study most days beats long weekend marathons, and the schedule is built for that rhythm.</w:t>
+        <w:t>Plan on 8 to 10 hours: evening classes, self-study, assessments. Most students do a little most days and a bit on the weekend, with recordings covering missed sessions. That rhythm beats weekend marathons, and the schedule assumes it.</w:t>
       </w:r>
     </w:p>
     <w:p>
@@ -6168,7 +6185,7 @@
           <w:i w:val="0"/>
           <w:sz w:val="22"/>
         </w:rPr>
-        <w:t>UAE employers are broadly comfortable with accredited online degrees, and many sponsor staff through them. What matters most is the awarding university. We confirm accreditation in writing before you enrol, and we can prepare the documents your HR team needs for sponsorship.</w:t>
+        <w:t>Most do, and many sponsor staff through one. What employers actually check is the awarding university, which is why we confirm accreditation in writing before you enrol. If HR needs sponsorship paperwork, we prepare it with you.</w:t>
       </w:r>
     </w:p>
     <w:p>
@@ -6202,7 +6219,7 @@
           <w:i w:val="0"/>
           <w:sz w:val="22"/>
         </w:rPr>
-        <w:t>Yes. Around half the current cohort studies from the UAE, with the rest from Saudi Arabia, Oman, Qatar, and beyond. Support works on Gulf time for every country in the region. WhatsApp study groups run per intake, across time zones.</w:t>
+        <w:t>Yes. About half the current cohort sits in the UAE, and the rest study from Saudi Arabia, Oman, Qatar, and beyond. Support runs on Gulf time, and WhatsApp groups keep each intake talking.</w:t>
       </w:r>
     </w:p>
     <w:p>
@@ -6236,7 +6253,7 @@
           <w:i w:val="0"/>
           <w:sz w:val="22"/>
         </w:rPr>
-        <w:t>No. You study fully online from your current location, so no student visa is required. You keep your residence visa exactly as it is. That removes one of the biggest barriers to an international degree for GCC professionals.</w:t>
+        <w:t>No. You study online from where you live, so there is no student visa and your residence visa stays exactly as it is. For GCC professionals, that removes the biggest paperwork headache a foreign degree used to carry.</w:t>
       </w:r>
     </w:p>
     <w:p>
@@ -6276,7 +6293,7 @@
           <w:i w:val="0"/>
           <w:sz w:val="22"/>
         </w:rPr>
-        <w:t>Your Master's Starts With One Conversation</w:t>
+        <w:t>Your Master's starts with one conversation</w:t>
       </w:r>
     </w:p>
     <w:p>
@@ -6302,7 +6319,7 @@
           <w:i w:val="0"/>
           <w:sz w:val="22"/>
         </w:rPr>
-        <w:t xml:space="preserve">Share your CV or LinkedIn profile, and an advisor in Sharjah will map your route, your total fees, and the </w:t>
+        <w:t xml:space="preserve">Send the CV or the LinkedIn profile. Within 24 hours an advisor in Sharjah maps your route, your total fees, and the </w:t>
       </w:r>
       <w:r>
         <w:rPr>
@@ -6319,7 +6336,7 @@
           <w:i w:val="0"/>
           <w:sz w:val="22"/>
         </w:rPr>
-        <w:t xml:space="preserve"> within 24 hours. No obligation, no pressure, and no student visa required. If a Master's is the right next step, this is the fastest way to confirm it. Prefer WhatsApp? Message us and an advisor replies the same day.</w:t>
+        <w:t>, in writing. No obligation, no pressure, and no student visa anywhere in the picture. Prefer WhatsApp? Message us; a person replies the same day.</w:t>
       </w:r>
     </w:p>
     <w:p>
